--- a/Documentation/SPEC.docx
+++ b/Documentation/SPEC.docx
@@ -2,6 +2,38 @@
 <file path=word/document.xml><?xml version="1.0" encoding="utf-8"?>
 <w:document xmlns:w="http://schemas.openxmlformats.org/wordprocessingml/2006/main" xmlns:m="http://schemas.openxmlformats.org/officeDocument/2006/math" xmlns:r="http://schemas.openxmlformats.org/officeDocument/2006/relationships" xmlns:o="urn:schemas-microsoft-com:office:office" xmlns:v="urn:schemas-microsoft-com:vml" xmlns:w10="urn:schemas-microsoft-com:office:word" xmlns:a="http://schemas.openxmlformats.org/drawingml/2006/main" xmlns:pic="http://schemas.openxmlformats.org/drawingml/2006/picture" xmlns:wp="http://schemas.openxmlformats.org/drawingml/2006/wordprocessingDrawing">
   <w:body>
+    <w:p>
+      <w:pPr>
+        <w:pStyle w:val="Title"/>
+      </w:pPr>
+      <w:r>
+        <w:t xml:space="preserve">Instantly Shareable Playtest</w:t>
+      </w:r>
+    </w:p>
+    <w:p>
+      <w:pPr>
+        <w:pStyle w:val="Subtitle"/>
+      </w:pPr>
+      <w:r>
+        <w:t xml:space="preserve">Implementation Specification — xPlaytest × xCloud streaming opt-in</w:t>
+      </w:r>
+    </w:p>
+    <w:p>
+      <w:pPr>
+        <w:pStyle w:val="Author"/>
+      </w:pPr>
+      <w:r>
+        <w:t xml:space="preserve">Melanie Chen · Microsoft Gaming Intern (Cloud Streaming)</w:t>
+      </w:r>
+    </w:p>
+    <w:p>
+      <w:pPr>
+        <w:pStyle w:val="Date"/>
+      </w:pPr>
+      <w:r>
+        <w:t xml:space="preserve">Draft v2 — June 2026</w:t>
+      </w:r>
+    </w:p>
     <w:sdt>
       <w:sdtPr>
         <w:docPartObj>
@@ -21,7 +53,7 @@
         <w:p>
           <w:r>
             <w:fldChar w:fldCharType="begin" w:dirty="true"/>
-            <w:instrText xml:space="preserve">TOC \o "1-2" \h \z \u</w:instrText>
+            <w:instrText xml:space="preserve">TOC \o "1-3" \h \z \u</w:instrText>
             <w:fldChar w:fldCharType="separate"/>
             <w:fldChar w:fldCharType="end"/>
           </w:r>
@@ -650,7 +682,7 @@
     </w:p>
     <w:p>
       <w:pPr>
-        <w:pStyle w:val="Compact"/>
+        <w:pStyle w:val="CompactParagraph"/>
         <w:numPr>
           <w:ilvl w:val="0"/>
           <w:numId w:val="1001"/>
@@ -667,7 +699,7 @@
     </w:p>
     <w:p>
       <w:pPr>
-        <w:pStyle w:val="Compact"/>
+        <w:pStyle w:val="CompactParagraph"/>
         <w:numPr>
           <w:ilvl w:val="0"/>
           <w:numId w:val="1001"/>
@@ -684,7 +716,7 @@
     </w:p>
     <w:p>
       <w:pPr>
-        <w:pStyle w:val="Compact"/>
+        <w:pStyle w:val="CompactParagraph"/>
         <w:numPr>
           <w:ilvl w:val="0"/>
           <w:numId w:val="1001"/>
@@ -717,7 +749,7 @@
     </w:p>
     <w:p>
       <w:pPr>
-        <w:pStyle w:val="Compact"/>
+        <w:pStyle w:val="CompactParagraph"/>
         <w:numPr>
           <w:ilvl w:val="0"/>
           <w:numId w:val="1001"/>
@@ -740,7 +772,7 @@
     </w:p>
     <w:p>
       <w:pPr>
-        <w:pStyle w:val="Compact"/>
+        <w:pStyle w:val="CompactParagraph"/>
         <w:numPr>
           <w:ilvl w:val="0"/>
           <w:numId w:val="1001"/>
@@ -757,7 +789,7 @@
     </w:p>
     <w:p>
       <w:pPr>
-        <w:pStyle w:val="Compact"/>
+        <w:pStyle w:val="CompactParagraph"/>
         <w:numPr>
           <w:ilvl w:val="0"/>
           <w:numId w:val="1001"/>
@@ -790,7 +822,7 @@
     </w:p>
     <w:p>
       <w:pPr>
-        <w:pStyle w:val="Compact"/>
+        <w:pStyle w:val="CompactParagraph"/>
         <w:numPr>
           <w:ilvl w:val="0"/>
           <w:numId w:val="1001"/>
@@ -807,7 +839,7 @@
     </w:p>
     <w:p>
       <w:pPr>
-        <w:pStyle w:val="Compact"/>
+        <w:pStyle w:val="CompactParagraph"/>
         <w:numPr>
           <w:ilvl w:val="0"/>
           <w:numId w:val="1001"/>
@@ -824,7 +856,7 @@
     </w:p>
     <w:p>
       <w:pPr>
-        <w:pStyle w:val="Compact"/>
+        <w:pStyle w:val="CompactParagraph"/>
         <w:numPr>
           <w:ilvl w:val="0"/>
           <w:numId w:val="1001"/>
@@ -841,7 +873,7 @@
     </w:p>
     <w:p>
       <w:pPr>
-        <w:pStyle w:val="Compact"/>
+        <w:pStyle w:val="CompactParagraph"/>
         <w:numPr>
           <w:ilvl w:val="0"/>
           <w:numId w:val="1001"/>
@@ -858,7 +890,7 @@
     </w:p>
     <w:p>
       <w:pPr>
-        <w:pStyle w:val="Compact"/>
+        <w:pStyle w:val="CompactParagraph"/>
         <w:numPr>
           <w:ilvl w:val="0"/>
           <w:numId w:val="1001"/>
@@ -1002,7 +1034,7 @@
           <w:tcPr/>
           <w:p>
             <w:pPr>
-              <w:pStyle w:val="Compact"/>
+              <w:pStyle w:val="CompactParagraph"/>
             </w:pPr>
             <w:r>
               <w:t xml:space="preserve">#</w:t>
@@ -1013,7 +1045,7 @@
           <w:tcPr/>
           <w:p>
             <w:pPr>
-              <w:pStyle w:val="Compact"/>
+              <w:pStyle w:val="CompactParagraph"/>
             </w:pPr>
             <w:r>
               <w:t xml:space="preserve">Phase</w:t>
@@ -1024,7 +1056,7 @@
           <w:tcPr/>
           <w:p>
             <w:pPr>
-              <w:pStyle w:val="Compact"/>
+              <w:pStyle w:val="CompactParagraph"/>
             </w:pPr>
             <w:r>
               <w:t xml:space="preserve">What Happens</w:t>
@@ -1035,7 +1067,7 @@
           <w:tcPr/>
           <w:p>
             <w:pPr>
-              <w:pStyle w:val="Compact"/>
+              <w:pStyle w:val="CompactParagraph"/>
             </w:pPr>
             <w:r>
               <w:t xml:space="preserve">Owner</w:t>
@@ -1048,7 +1080,7 @@
           <w:tcPr/>
           <w:p>
             <w:pPr>
-              <w:pStyle w:val="Compact"/>
+              <w:pStyle w:val="CompactParagraph"/>
             </w:pPr>
             <w:r>
               <w:t xml:space="preserve">1</w:t>
@@ -1059,7 +1091,7 @@
           <w:tcPr/>
           <w:p>
             <w:pPr>
-              <w:pStyle w:val="Compact"/>
+              <w:pStyle w:val="CompactParagraph"/>
             </w:pPr>
             <w:r>
               <w:rPr>
@@ -1074,7 +1106,7 @@
           <w:tcPr/>
           <w:p>
             <w:pPr>
-              <w:pStyle w:val="Compact"/>
+              <w:pStyle w:val="CompactParagraph"/>
             </w:pPr>
             <w:r>
               <w:t xml:space="preserve">Creator clicks</w:t>
@@ -1234,7 +1266,7 @@
           <w:tcPr/>
           <w:p>
             <w:pPr>
-              <w:pStyle w:val="Compact"/>
+              <w:pStyle w:val="CompactParagraph"/>
             </w:pPr>
             <w:r>
               <w:t xml:space="preserve">xPlaytest</w:t>
@@ -1247,7 +1279,7 @@
           <w:tcPr/>
           <w:p>
             <w:pPr>
-              <w:pStyle w:val="Compact"/>
+              <w:pStyle w:val="CompactParagraph"/>
             </w:pPr>
             <w:r>
               <w:t xml:space="preserve">2</w:t>
@@ -1258,7 +1290,7 @@
           <w:tcPr/>
           <w:p>
             <w:pPr>
-              <w:pStyle w:val="Compact"/>
+              <w:pStyle w:val="CompactParagraph"/>
             </w:pPr>
             <w:r>
               <w:rPr>
@@ -1273,7 +1305,7 @@
           <w:tcPr/>
           <w:p>
             <w:pPr>
-              <w:pStyle w:val="Compact"/>
+              <w:pStyle w:val="CompactParagraph"/>
             </w:pPr>
             <w:r>
               <w:t xml:space="preserve">The new state builds a single</w:t>
@@ -1369,7 +1401,7 @@
           <w:tcPr/>
           <w:p>
             <w:pPr>
-              <w:pStyle w:val="Compact"/>
+              <w:pStyle w:val="CompactParagraph"/>
             </w:pPr>
             <w:r>
               <w:t xml:space="preserve">xPlaytest → xCloud</w:t>
@@ -1382,7 +1414,7 @@
           <w:tcPr/>
           <w:p>
             <w:pPr>
-              <w:pStyle w:val="Compact"/>
+              <w:pStyle w:val="CompactParagraph"/>
             </w:pPr>
             <w:r>
               <w:t xml:space="preserve">3</w:t>
@@ -1393,7 +1425,7 @@
           <w:tcPr/>
           <w:p>
             <w:pPr>
-              <w:pStyle w:val="Compact"/>
+              <w:pStyle w:val="CompactParagraph"/>
             </w:pPr>
             <w:r>
               <w:rPr>
@@ -1408,7 +1440,7 @@
           <w:tcPr/>
           <w:p>
             <w:pPr>
-              <w:pStyle w:val="Compact"/>
+              <w:pStyle w:val="CompactParagraph"/>
             </w:pPr>
             <w:r>
               <w:t xml:space="preserve">A new</w:t>
@@ -1548,7 +1580,7 @@
           <w:tcPr/>
           <w:p>
             <w:pPr>
-              <w:pStyle w:val="Compact"/>
+              <w:pStyle w:val="CompactParagraph"/>
             </w:pPr>
             <w:r>
               <w:t xml:space="preserve">xCloud</w:t>
@@ -1561,7 +1593,7 @@
           <w:tcPr/>
           <w:p>
             <w:pPr>
-              <w:pStyle w:val="Compact"/>
+              <w:pStyle w:val="CompactParagraph"/>
             </w:pPr>
             <w:r>
               <w:t xml:space="preserve">4</w:t>
@@ -1572,7 +1604,7 @@
           <w:tcPr/>
           <w:p>
             <w:pPr>
-              <w:pStyle w:val="Compact"/>
+              <w:pStyle w:val="CompactParagraph"/>
             </w:pPr>
             <w:r>
               <w:rPr>
@@ -1587,7 +1619,7 @@
           <w:tcPr/>
           <w:p>
             <w:pPr>
-              <w:pStyle w:val="Compact"/>
+              <w:pStyle w:val="CompactParagraph"/>
             </w:pPr>
             <w:r>
               <w:t xml:space="preserve">When the xCloud workflow reaches a terminal state (</w:t>
@@ -1710,7 +1742,7 @@
           <w:tcPr/>
           <w:p>
             <w:pPr>
-              <w:pStyle w:val="Compact"/>
+              <w:pStyle w:val="CompactParagraph"/>
             </w:pPr>
             <w:r>
               <w:t xml:space="preserve">xCloud → xPlaytest</w:t>
@@ -1988,7 +2020,7 @@
           <w:tcPr/>
           <w:p>
             <w:pPr>
-              <w:pStyle w:val="Compact"/>
+              <w:pStyle w:val="CompactParagraph"/>
             </w:pPr>
             <w:r>
               <w:t xml:space="preserve">Attempt</w:t>
@@ -1999,7 +2031,7 @@
           <w:tcPr/>
           <w:p>
             <w:pPr>
-              <w:pStyle w:val="Compact"/>
+              <w:pStyle w:val="CompactParagraph"/>
             </w:pPr>
             <w:r>
               <w:t xml:space="preserve">Wait</w:t>
@@ -2012,7 +2044,7 @@
           <w:tcPr/>
           <w:p>
             <w:pPr>
-              <w:pStyle w:val="Compact"/>
+              <w:pStyle w:val="CompactParagraph"/>
             </w:pPr>
             <w:r>
               <w:t xml:space="preserve">1</w:t>
@@ -2023,7 +2055,7 @@
           <w:tcPr/>
           <w:p>
             <w:pPr>
-              <w:pStyle w:val="Compact"/>
+              <w:pStyle w:val="CompactParagraph"/>
             </w:pPr>
             <w:r>
               <w:t xml:space="preserve">30 s</w:t>
@@ -2036,7 +2068,7 @@
           <w:tcPr/>
           <w:p>
             <w:pPr>
-              <w:pStyle w:val="Compact"/>
+              <w:pStyle w:val="CompactParagraph"/>
             </w:pPr>
             <w:r>
               <w:t xml:space="preserve">2</w:t>
@@ -2047,7 +2079,7 @@
           <w:tcPr/>
           <w:p>
             <w:pPr>
-              <w:pStyle w:val="Compact"/>
+              <w:pStyle w:val="CompactParagraph"/>
             </w:pPr>
             <w:r>
               <w:t xml:space="preserve">60 s</w:t>
@@ -2060,7 +2092,7 @@
           <w:tcPr/>
           <w:p>
             <w:pPr>
-              <w:pStyle w:val="Compact"/>
+              <w:pStyle w:val="CompactParagraph"/>
             </w:pPr>
             <w:r>
               <w:t xml:space="preserve">3</w:t>
@@ -2071,7 +2103,7 @@
           <w:tcPr/>
           <w:p>
             <w:pPr>
-              <w:pStyle w:val="Compact"/>
+              <w:pStyle w:val="CompactParagraph"/>
             </w:pPr>
             <w:r>
               <w:t xml:space="preserve">2 min</w:t>
@@ -2084,7 +2116,7 @@
           <w:tcPr/>
           <w:p>
             <w:pPr>
-              <w:pStyle w:val="Compact"/>
+              <w:pStyle w:val="CompactParagraph"/>
             </w:pPr>
             <w:r>
               <w:t xml:space="preserve">4–N</w:t>
@@ -2095,7 +2127,7 @@
           <w:tcPr/>
           <w:p>
             <w:pPr>
-              <w:pStyle w:val="Compact"/>
+              <w:pStyle w:val="CompactParagraph"/>
             </w:pPr>
             <w:r>
               <w:t xml:space="preserve">5 min (cap)</w:t>
@@ -2108,7 +2140,7 @@
           <w:tcPr/>
           <w:p>
             <w:pPr>
-              <w:pStyle w:val="Compact"/>
+              <w:pStyle w:val="CompactParagraph"/>
             </w:pPr>
             <w:r>
               <w:t xml:space="preserve">Foreground deadline</w:t>
@@ -2119,7 +2151,7 @@
           <w:tcPr/>
           <w:p>
             <w:pPr>
-              <w:pStyle w:val="Compact"/>
+              <w:pStyle w:val="CompactParagraph"/>
             </w:pPr>
             <w:r>
               <w:t xml:space="preserve">60 min</w:t>
@@ -2132,7 +2164,7 @@
           <w:tcPr/>
           <w:p>
             <w:pPr>
-              <w:pStyle w:val="Compact"/>
+              <w:pStyle w:val="CompactParagraph"/>
             </w:pPr>
             <w:r>
               <w:t xml:space="preserve">Background reconciliation</w:t>
@@ -2143,7 +2175,7 @@
           <w:tcPr/>
           <w:p>
             <w:pPr>
-              <w:pStyle w:val="Compact"/>
+              <w:pStyle w:val="CompactParagraph"/>
             </w:pPr>
             <w:r>
               <w:t xml:space="preserve">15 min interval, 24 h cap</w:t>
@@ -4490,7 +4522,7 @@
           <w:tcPr/>
           <w:p>
             <w:pPr>
-              <w:pStyle w:val="Compact"/>
+              <w:pStyle w:val="CompactParagraph"/>
             </w:pPr>
             <w:r>
               <w:t xml:space="preserve">Layer</w:t>
@@ -4501,7 +4533,7 @@
           <w:tcPr/>
           <w:p>
             <w:pPr>
-              <w:pStyle w:val="Compact"/>
+              <w:pStyle w:val="CompactParagraph"/>
             </w:pPr>
             <w:r>
               <w:t xml:space="preserve">Routes</w:t>
@@ -4512,7 +4544,7 @@
           <w:tcPr/>
           <w:p>
             <w:pPr>
-              <w:pStyle w:val="Compact"/>
+              <w:pStyle w:val="CompactParagraph"/>
             </w:pPr>
             <w:r>
               <w:t xml:space="preserve">Versioning convention</w:t>
@@ -4523,7 +4555,7 @@
           <w:tcPr/>
           <w:p>
             <w:pPr>
-              <w:pStyle w:val="Compact"/>
+              <w:pStyle w:val="CompactParagraph"/>
             </w:pPr>
             <w:r>
               <w:t xml:space="preserve">Why</w:t>
@@ -4536,7 +4568,7 @@
           <w:tcPr/>
           <w:p>
             <w:pPr>
-              <w:pStyle w:val="Compact"/>
+              <w:pStyle w:val="CompactParagraph"/>
             </w:pPr>
             <w:r>
               <w:rPr>
@@ -4551,7 +4583,7 @@
           <w:tcPr/>
           <w:p>
             <w:pPr>
-              <w:pStyle w:val="Compact"/>
+              <w:pStyle w:val="CompactParagraph"/>
             </w:pPr>
             <w:r>
               <w:rPr>
@@ -4589,7 +4621,7 @@
           <w:tcPr/>
           <w:p>
             <w:pPr>
-              <w:pStyle w:val="Compact"/>
+              <w:pStyle w:val="CompactParagraph"/>
             </w:pPr>
             <w:r>
               <w:rPr>
@@ -4655,7 +4687,7 @@
           <w:tcPr/>
           <w:p>
             <w:pPr>
-              <w:pStyle w:val="Compact"/>
+              <w:pStyle w:val="CompactParagraph"/>
             </w:pPr>
             <w:r>
               <w:t xml:space="preserve">SAGE’s existing public route style is unversioned. We treat the OpenAPI document as the authoritative versioned contract and rely on additive evolution (new optional fields), reserving a future</w:t>
@@ -4683,7 +4715,7 @@
           <w:tcPr/>
           <w:p>
             <w:pPr>
-              <w:pStyle w:val="Compact"/>
+              <w:pStyle w:val="CompactParagraph"/>
             </w:pPr>
             <w:r>
               <w:rPr>
@@ -4720,7 +4752,7 @@
           <w:tcPr/>
           <w:p>
             <w:pPr>
-              <w:pStyle w:val="Compact"/>
+              <w:pStyle w:val="CompactParagraph"/>
             </w:pPr>
             <w:r>
               <w:rPr>
@@ -4758,7 +4790,7 @@
           <w:tcPr/>
           <w:p>
             <w:pPr>
-              <w:pStyle w:val="Compact"/>
+              <w:pStyle w:val="CompactParagraph"/>
             </w:pPr>
             <w:r>
               <w:rPr>
@@ -4788,7 +4820,7 @@
           <w:tcPr/>
           <w:p>
             <w:pPr>
-              <w:pStyle w:val="Compact"/>
+              <w:pStyle w:val="CompactParagraph"/>
             </w:pPr>
             <w:r>
               <w:t xml:space="preserve">Matches the existing</w:t>
@@ -5043,7 +5075,7 @@
           <w:tcPr/>
           <w:p>
             <w:pPr>
-              <w:pStyle w:val="Compact"/>
+              <w:pStyle w:val="CompactParagraph"/>
             </w:pPr>
             <w:r>
               <w:t xml:space="preserve">ID</w:t>
@@ -5054,7 +5086,7 @@
           <w:tcPr/>
           <w:p>
             <w:pPr>
-              <w:pStyle w:val="Compact"/>
+              <w:pStyle w:val="CompactParagraph"/>
             </w:pPr>
             <w:r>
               <w:t xml:space="preserve">Task</w:t>
@@ -5065,7 +5097,7 @@
           <w:tcPr/>
           <w:p>
             <w:pPr>
-              <w:pStyle w:val="Compact"/>
+              <w:pStyle w:val="CompactParagraph"/>
             </w:pPr>
             <w:r>
               <w:t xml:space="preserve">Notes</w:t>
@@ -5076,7 +5108,7 @@
           <w:tcPr/>
           <w:p>
             <w:pPr>
-              <w:pStyle w:val="Compact"/>
+              <w:pStyle w:val="CompactParagraph"/>
             </w:pPr>
             <w:r>
               <w:t xml:space="preserve">SWAG (days)</w:t>
@@ -5089,7 +5121,7 @@
           <w:tcPr/>
           <w:p>
             <w:pPr>
-              <w:pStyle w:val="Compact"/>
+              <w:pStyle w:val="CompactParagraph"/>
             </w:pPr>
             <w:r>
               <w:rPr>
@@ -5104,7 +5136,7 @@
           <w:tcPr/>
           <w:p>
             <w:pPr>
-              <w:pStyle w:val="Compact"/>
+              <w:pStyle w:val="CompactParagraph"/>
             </w:pPr>
             <w:r>
               <w:t xml:space="preserve">Integrate xCloud trigger into</w:t>
@@ -5124,7 +5156,7 @@
           <w:tcPr/>
           <w:p>
             <w:pPr>
-              <w:pStyle w:val="Compact"/>
+              <w:pStyle w:val="CompactParagraph"/>
             </w:pPr>
             <w:r>
               <w:t xml:space="preserve">New</w:t>
@@ -5192,7 +5224,7 @@
           <w:tcPr/>
           <w:p>
             <w:pPr>
-              <w:pStyle w:val="Compact"/>
+              <w:pStyle w:val="CompactParagraph"/>
             </w:pPr>
             <w:r>
               <w:t xml:space="preserve">6</w:t>
@@ -5205,7 +5237,7 @@
           <w:tcPr/>
           <w:p>
             <w:pPr>
-              <w:pStyle w:val="Compact"/>
+              <w:pStyle w:val="CompactParagraph"/>
             </w:pPr>
             <w:r>
               <w:rPr>
@@ -5220,7 +5252,7 @@
           <w:tcPr/>
           <w:p>
             <w:pPr>
-              <w:pStyle w:val="Compact"/>
+              <w:pStyle w:val="CompactParagraph"/>
             </w:pPr>
             <w:r>
               <w:t xml:space="preserve">Construct</w:t>
@@ -5246,7 +5278,7 @@
           <w:tcPr/>
           <w:p>
             <w:pPr>
-              <w:pStyle w:val="Compact"/>
+              <w:pStyle w:val="CompactParagraph"/>
             </w:pPr>
             <w:r>
               <w:t xml:space="preserve">By the time the new xCloud-trigger state runs,</w:t>
@@ -5524,7 +5556,7 @@
           <w:tcPr/>
           <w:p>
             <w:pPr>
-              <w:pStyle w:val="Compact"/>
+              <w:pStyle w:val="CompactParagraph"/>
             </w:pPr>
             <w:r>
               <w:t xml:space="preserve">4</w:t>
@@ -5537,7 +5569,7 @@
           <w:tcPr/>
           <w:p>
             <w:pPr>
-              <w:pStyle w:val="Compact"/>
+              <w:pStyle w:val="CompactParagraph"/>
             </w:pPr>
             <w:r>
               <w:rPr>
@@ -5552,7 +5584,7 @@
           <w:tcPr/>
           <w:p>
             <w:pPr>
-              <w:pStyle w:val="Compact"/>
+              <w:pStyle w:val="CompactParagraph"/>
             </w:pPr>
             <w:r>
               <w:t xml:space="preserve">Build offering config from audience data</w:t>
@@ -5563,7 +5595,7 @@
           <w:tcPr/>
           <w:p>
             <w:pPr>
-              <w:pStyle w:val="Compact"/>
+              <w:pStyle w:val="CompactParagraph"/>
             </w:pPr>
             <w:r>
               <w:t xml:space="preserve">DNA group IDs already resolved via GMS (</w:t>
@@ -5583,7 +5615,7 @@
           <w:tcPr/>
           <w:p>
             <w:pPr>
-              <w:pStyle w:val="Compact"/>
+              <w:pStyle w:val="CompactParagraph"/>
             </w:pPr>
             <w:r>
               <w:t xml:space="preserve">1</w:t>
@@ -5596,7 +5628,7 @@
           <w:tcPr/>
           <w:p>
             <w:pPr>
-              <w:pStyle w:val="Compact"/>
+              <w:pStyle w:val="CompactParagraph"/>
             </w:pPr>
             <w:r>
               <w:rPr>
@@ -5611,7 +5643,7 @@
           <w:tcPr/>
           <w:p>
             <w:pPr>
-              <w:pStyle w:val="Compact"/>
+              <w:pStyle w:val="CompactParagraph"/>
             </w:pPr>
             <w:r>
               <w:t xml:space="preserve">Send ingestion request via SAGE</w:t>
@@ -5622,7 +5654,7 @@
           <w:tcPr/>
           <w:p>
             <w:pPr>
-              <w:pStyle w:val="Compact"/>
+              <w:pStyle w:val="CompactParagraph"/>
             </w:pPr>
             <w:r>
               <w:t xml:space="preserve">New</w:t>
@@ -5705,7 +5737,7 @@
           <w:tcPr/>
           <w:p>
             <w:pPr>
-              <w:pStyle w:val="Compact"/>
+              <w:pStyle w:val="CompactParagraph"/>
             </w:pPr>
             <w:r>
               <w:t xml:space="preserve">3</w:t>
@@ -5718,7 +5750,7 @@
           <w:tcPr/>
           <w:p>
             <w:pPr>
-              <w:pStyle w:val="Compact"/>
+              <w:pStyle w:val="CompactParagraph"/>
             </w:pPr>
             <w:r>
               <w:rPr>
@@ -5733,7 +5765,7 @@
           <w:tcPr/>
           <w:p>
             <w:pPr>
-              <w:pStyle w:val="Compact"/>
+              <w:pStyle w:val="CompactParagraph"/>
             </w:pPr>
             <w:r>
               <w:t xml:space="preserve">Handle completion signal</w:t>
@@ -5744,7 +5776,7 @@
           <w:tcPr/>
           <w:p>
             <w:pPr>
-              <w:pStyle w:val="Compact"/>
+              <w:pStyle w:val="CompactParagraph"/>
             </w:pPr>
             <w:r>
               <w:t xml:space="preserve">Polling loop with exponential backoff (§3.1) + background reconciliation job for slow ingestions past the 60-min foreground deadline. State transition to</w:t>
@@ -5797,7 +5829,7 @@
           <w:tcPr/>
           <w:p>
             <w:pPr>
-              <w:pStyle w:val="Compact"/>
+              <w:pStyle w:val="CompactParagraph"/>
             </w:pPr>
             <w:r>
               <w:t xml:space="preserve">6</w:t>
@@ -5810,7 +5842,7 @@
           <w:tcPr/>
           <w:p>
             <w:pPr>
-              <w:pStyle w:val="Compact"/>
+              <w:pStyle w:val="CompactParagraph"/>
             </w:pPr>
             <w:r>
               <w:rPr>
@@ -5825,7 +5857,7 @@
           <w:tcPr/>
           <w:p>
             <w:pPr>
-              <w:pStyle w:val="Compact"/>
+              <w:pStyle w:val="CompactParagraph"/>
             </w:pPr>
             <w:r>
               <w:t xml:space="preserve">Handle lifecycle updates</w:t>
@@ -5836,7 +5868,7 @@
           <w:tcPr/>
           <w:p>
             <w:pPr>
-              <w:pStyle w:val="Compact"/>
+              <w:pStyle w:val="CompactParagraph"/>
             </w:pPr>
             <w:r>
               <w:t xml:space="preserve">Re-trigger ingestion on audience change, expiry change, build republish; teardown on delete via the new SAGE</w:t>
@@ -5886,7 +5918,7 @@
           <w:tcPr/>
           <w:p>
             <w:pPr>
-              <w:pStyle w:val="Compact"/>
+              <w:pStyle w:val="CompactParagraph"/>
             </w:pPr>
             <w:r>
               <w:t xml:space="preserve">5</w:t>
@@ -5899,15 +5931,15 @@
           <w:tcPr/>
           <w:p>
             <w:pPr>
-              <w:pStyle w:val="Compact"/>
-            </w:pPr>
-          </w:p>
-        </w:tc>
-        <w:tc>
-          <w:tcPr/>
-          <w:p>
-            <w:pPr>
-              <w:pStyle w:val="Compact"/>
+              <w:pStyle w:val="CompactParagraph"/>
+            </w:pPr>
+          </w:p>
+        </w:tc>
+        <w:tc>
+          <w:tcPr/>
+          <w:p>
+            <w:pPr>
+              <w:pStyle w:val="CompactParagraph"/>
             </w:pPr>
             <w:r>
               <w:rPr>
@@ -5922,15 +5954,15 @@
           <w:tcPr/>
           <w:p>
             <w:pPr>
-              <w:pStyle w:val="Compact"/>
-            </w:pPr>
-          </w:p>
-        </w:tc>
-        <w:tc>
-          <w:tcPr/>
-          <w:p>
-            <w:pPr>
-              <w:pStyle w:val="Compact"/>
+              <w:pStyle w:val="CompactParagraph"/>
+            </w:pPr>
+          </w:p>
+        </w:tc>
+        <w:tc>
+          <w:tcPr/>
+          <w:p>
+            <w:pPr>
+              <w:pStyle w:val="CompactParagraph"/>
             </w:pPr>
             <w:r>
               <w:rPr>
@@ -5975,7 +6007,7 @@
           <w:tcPr/>
           <w:p>
             <w:pPr>
-              <w:pStyle w:val="Compact"/>
+              <w:pStyle w:val="CompactParagraph"/>
             </w:pPr>
             <w:r>
               <w:t xml:space="preserve">ID</w:t>
@@ -5986,7 +6018,7 @@
           <w:tcPr/>
           <w:p>
             <w:pPr>
-              <w:pStyle w:val="Compact"/>
+              <w:pStyle w:val="CompactParagraph"/>
             </w:pPr>
             <w:r>
               <w:t xml:space="preserve">Service</w:t>
@@ -5997,7 +6029,7 @@
           <w:tcPr/>
           <w:p>
             <w:pPr>
-              <w:pStyle w:val="Compact"/>
+              <w:pStyle w:val="CompactParagraph"/>
             </w:pPr>
             <w:r>
               <w:t xml:space="preserve">Task</w:t>
@@ -6008,7 +6040,7 @@
           <w:tcPr/>
           <w:p>
             <w:pPr>
-              <w:pStyle w:val="Compact"/>
+              <w:pStyle w:val="CompactParagraph"/>
             </w:pPr>
             <w:r>
               <w:t xml:space="preserve">Notes</w:t>
@@ -6019,7 +6051,7 @@
           <w:tcPr/>
           <w:p>
             <w:pPr>
-              <w:pStyle w:val="Compact"/>
+              <w:pStyle w:val="CompactParagraph"/>
             </w:pPr>
             <w:r>
               <w:t xml:space="preserve">SWAG (days)</w:t>
@@ -6032,7 +6064,7 @@
           <w:tcPr/>
           <w:p>
             <w:pPr>
-              <w:pStyle w:val="Compact"/>
+              <w:pStyle w:val="CompactParagraph"/>
             </w:pPr>
             <w:r>
               <w:rPr>
@@ -6047,7 +6079,7 @@
           <w:tcPr/>
           <w:p>
             <w:pPr>
-              <w:pStyle w:val="Compact"/>
+              <w:pStyle w:val="CompactParagraph"/>
             </w:pPr>
             <w:r>
               <w:t xml:space="preserve">SAGE</w:t>
@@ -6058,7 +6090,7 @@
           <w:tcPr/>
           <w:p>
             <w:pPr>
-              <w:pStyle w:val="Compact"/>
+              <w:pStyle w:val="CompactParagraph"/>
             </w:pPr>
             <w:r>
               <w:t xml:space="preserve">Add new routes:</w:t>
@@ -6102,7 +6134,7 @@
           <w:tcPr/>
           <w:p>
             <w:pPr>
-              <w:pStyle w:val="Compact"/>
+              <w:pStyle w:val="CompactParagraph"/>
             </w:pPr>
             <w:r>
               <w:t xml:space="preserve">Config-driven in</w:t>
@@ -6140,7 +6172,7 @@
           <w:tcPr/>
           <w:p>
             <w:pPr>
-              <w:pStyle w:val="Compact"/>
+              <w:pStyle w:val="CompactParagraph"/>
             </w:pPr>
             <w:r>
               <w:t xml:space="preserve">3</w:t>
@@ -6153,7 +6185,7 @@
           <w:tcPr/>
           <w:p>
             <w:pPr>
-              <w:pStyle w:val="Compact"/>
+              <w:pStyle w:val="CompactParagraph"/>
             </w:pPr>
             <w:r>
               <w:rPr>
@@ -6168,7 +6200,7 @@
           <w:tcPr/>
           <w:p>
             <w:pPr>
-              <w:pStyle w:val="Compact"/>
+              <w:pStyle w:val="CompactParagraph"/>
             </w:pPr>
             <w:r>
               <w:t xml:space="preserve">SAGE</w:t>
@@ -6179,7 +6211,7 @@
           <w:tcPr/>
           <w:p>
             <w:pPr>
-              <w:pStyle w:val="Compact"/>
+              <w:pStyle w:val="CompactParagraph"/>
             </w:pPr>
             <w:r>
               <w:t xml:space="preserve">Allow-list the Playtest Service S2S identity</w:t>
@@ -6190,7 +6222,7 @@
           <w:tcPr/>
           <w:p>
             <w:pPr>
-              <w:pStyle w:val="Compact"/>
+              <w:pStyle w:val="CompactParagraph"/>
             </w:pPr>
             <w:r>
               <w:rPr>
@@ -6225,7 +6257,7 @@
           <w:tcPr/>
           <w:p>
             <w:pPr>
-              <w:pStyle w:val="Compact"/>
+              <w:pStyle w:val="CompactParagraph"/>
             </w:pPr>
             <w:r>
               <w:t xml:space="preserve">1</w:t>
@@ -6238,7 +6270,7 @@
           <w:tcPr/>
           <w:p>
             <w:pPr>
-              <w:pStyle w:val="Compact"/>
+              <w:pStyle w:val="CompactParagraph"/>
             </w:pPr>
             <w:r>
               <w:rPr>
@@ -6253,7 +6285,7 @@
           <w:tcPr/>
           <w:p>
             <w:pPr>
-              <w:pStyle w:val="Compact"/>
+              <w:pStyle w:val="CompactParagraph"/>
             </w:pPr>
             <w:r>
               <w:rPr>
@@ -6267,7 +6299,7 @@
           <w:tcPr/>
           <w:p>
             <w:pPr>
-              <w:pStyle w:val="Compact"/>
+              <w:pStyle w:val="CompactParagraph"/>
             </w:pPr>
             <w:r>
               <w:t xml:space="preserve">Implement</w:t>
@@ -6287,7 +6319,7 @@
           <w:tcPr/>
           <w:p>
             <w:pPr>
-              <w:pStyle w:val="Compact"/>
+              <w:pStyle w:val="CompactParagraph"/>
             </w:pPr>
             <w:r>
               <w:t xml:space="preserve">New sealed workflow class. Stages: validate → schedule asset ingestion → poll → upsert offering (via partner registry HTTP client) → attach title → poll install readiness → emit terminal state. Also new contract type</w:t>
@@ -6340,7 +6372,7 @@
           <w:tcPr/>
           <w:p>
             <w:pPr>
-              <w:pStyle w:val="Compact"/>
+              <w:pStyle w:val="CompactParagraph"/>
             </w:pPr>
             <w:r>
               <w:t xml:space="preserve">9 (split into 4 tasks ≤ 5d each in ADO breakdown)</w:t>
@@ -6353,7 +6385,7 @@
           <w:tcPr/>
           <w:p>
             <w:pPr>
-              <w:pStyle w:val="Compact"/>
+              <w:pStyle w:val="CompactParagraph"/>
             </w:pPr>
             <w:r>
               <w:rPr>
@@ -6368,7 +6400,7 @@
           <w:tcPr/>
           <w:p>
             <w:pPr>
-              <w:pStyle w:val="Compact"/>
+              <w:pStyle w:val="CompactParagraph"/>
             </w:pPr>
             <w:r>
               <w:rPr>
@@ -6382,7 +6414,7 @@
           <w:tcPr/>
           <w:p>
             <w:pPr>
-              <w:pStyle w:val="Compact"/>
+              <w:pStyle w:val="CompactParagraph"/>
             </w:pPr>
             <w:r>
               <w:t xml:space="preserve">Extend</w:t>
@@ -6432,7 +6464,7 @@
           <w:tcPr/>
           <w:p>
             <w:pPr>
-              <w:pStyle w:val="Compact"/>
+              <w:pStyle w:val="CompactParagraph"/>
             </w:pPr>
             <w:r>
               <w:t xml:space="preserve">New fields on</w:t>
@@ -6458,7 +6490,7 @@
           <w:tcPr/>
           <w:p>
             <w:pPr>
-              <w:pStyle w:val="Compact"/>
+              <w:pStyle w:val="CompactParagraph"/>
             </w:pPr>
             <w:r>
               <w:t xml:space="preserve">5</w:t>
@@ -6471,7 +6503,7 @@
           <w:tcPr/>
           <w:p>
             <w:pPr>
-              <w:pStyle w:val="Compact"/>
+              <w:pStyle w:val="CompactParagraph"/>
             </w:pPr>
             <w:r>
               <w:rPr>
@@ -6486,7 +6518,7 @@
           <w:tcPr/>
           <w:p>
             <w:pPr>
-              <w:pStyle w:val="Compact"/>
+              <w:pStyle w:val="CompactParagraph"/>
             </w:pPr>
             <w:r>
               <w:t xml:space="preserve">User Login / Offering Auth path</w:t>
@@ -6497,7 +6529,7 @@
           <w:tcPr/>
           <w:p>
             <w:pPr>
-              <w:pStyle w:val="Compact"/>
+              <w:pStyle w:val="CompactParagraph"/>
             </w:pPr>
             <w:r>
               <w:t xml:space="preserve">Add DNA-group check to offering access</w:t>
@@ -6508,7 +6540,7 @@
           <w:tcPr/>
           <w:p>
             <w:pPr>
-              <w:pStyle w:val="Compact"/>
+              <w:pStyle w:val="CompactParagraph"/>
             </w:pPr>
             <w:r>
               <w:rPr>
@@ -6543,7 +6575,7 @@
           <w:tcPr/>
           <w:p>
             <w:pPr>
-              <w:pStyle w:val="Compact"/>
+              <w:pStyle w:val="CompactParagraph"/>
             </w:pPr>
             <w:r>
               <w:t xml:space="preserve">5</w:t>
@@ -6556,7 +6588,7 @@
           <w:tcPr/>
           <w:p>
             <w:pPr>
-              <w:pStyle w:val="Compact"/>
+              <w:pStyle w:val="CompactParagraph"/>
             </w:pPr>
             <w:r>
               <w:rPr>
@@ -6571,7 +6603,7 @@
           <w:tcPr/>
           <w:p>
             <w:pPr>
-              <w:pStyle w:val="Compact"/>
+              <w:pStyle w:val="CompactParagraph"/>
             </w:pPr>
             <w:r>
               <w:t xml:space="preserve">Install pipeline</w:t>
@@ -6582,7 +6614,7 @@
           <w:tcPr/>
           <w:p>
             <w:pPr>
-              <w:pStyle w:val="Compact"/>
+              <w:pStyle w:val="CompactParagraph"/>
             </w:pPr>
             <w:r>
               <w:t xml:space="preserve">Single-flight-id selection from DNA groups + PC fork</w:t>
@@ -6593,7 +6625,7 @@
           <w:tcPr/>
           <w:p>
             <w:pPr>
-              <w:pStyle w:val="Compact"/>
+              <w:pStyle w:val="CompactParagraph"/>
             </w:pPr>
             <w:r>
               <w:t xml:space="preserve">Pick lex-smallest GUID; audit</w:t>
@@ -6649,7 +6681,7 @@
           <w:tcPr/>
           <w:p>
             <w:pPr>
-              <w:pStyle w:val="Compact"/>
+              <w:pStyle w:val="CompactParagraph"/>
             </w:pPr>
             <w:r>
               <w:t xml:space="preserve">4</w:t>
@@ -6662,15 +6694,15 @@
           <w:tcPr/>
           <w:p>
             <w:pPr>
-              <w:pStyle w:val="Compact"/>
-            </w:pPr>
-          </w:p>
-        </w:tc>
-        <w:tc>
-          <w:tcPr/>
-          <w:p>
-            <w:pPr>
-              <w:pStyle w:val="Compact"/>
+              <w:pStyle w:val="CompactParagraph"/>
+            </w:pPr>
+          </w:p>
+        </w:tc>
+        <w:tc>
+          <w:tcPr/>
+          <w:p>
+            <w:pPr>
+              <w:pStyle w:val="CompactParagraph"/>
             </w:pPr>
             <w:r>
               <w:rPr>
@@ -6685,23 +6717,23 @@
           <w:tcPr/>
           <w:p>
             <w:pPr>
-              <w:pStyle w:val="Compact"/>
-            </w:pPr>
-          </w:p>
-        </w:tc>
-        <w:tc>
-          <w:tcPr/>
-          <w:p>
-            <w:pPr>
-              <w:pStyle w:val="Compact"/>
-            </w:pPr>
-          </w:p>
-        </w:tc>
-        <w:tc>
-          <w:tcPr/>
-          <w:p>
-            <w:pPr>
-              <w:pStyle w:val="Compact"/>
+              <w:pStyle w:val="CompactParagraph"/>
+            </w:pPr>
+          </w:p>
+        </w:tc>
+        <w:tc>
+          <w:tcPr/>
+          <w:p>
+            <w:pPr>
+              <w:pStyle w:val="CompactParagraph"/>
+            </w:pPr>
+          </w:p>
+        </w:tc>
+        <w:tc>
+          <w:tcPr/>
+          <w:p>
+            <w:pPr>
+              <w:pStyle w:val="CompactParagraph"/>
             </w:pPr>
             <w:r>
               <w:rPr>
@@ -7156,7 +7188,7 @@
           <w:tcPr/>
           <w:p>
             <w:pPr>
-              <w:pStyle w:val="Compact"/>
+              <w:pStyle w:val="CompactParagraph"/>
             </w:pPr>
             <w:r>
               <w:t xml:space="preserve">Field</w:t>
@@ -7167,7 +7199,7 @@
           <w:tcPr/>
           <w:p>
             <w:pPr>
-              <w:pStyle w:val="Compact"/>
+              <w:pStyle w:val="CompactParagraph"/>
             </w:pPr>
             <w:r>
               <w:t xml:space="preserve">Type</w:t>
@@ -7178,7 +7210,7 @@
           <w:tcPr/>
           <w:p>
             <w:pPr>
-              <w:pStyle w:val="Compact"/>
+              <w:pStyle w:val="CompactParagraph"/>
             </w:pPr>
             <w:r>
               <w:t xml:space="preserve">Source on xPlaytest</w:t>
@@ -7189,7 +7221,7 @@
           <w:tcPr/>
           <w:p>
             <w:pPr>
-              <w:pStyle w:val="Compact"/>
+              <w:pStyle w:val="CompactParagraph"/>
             </w:pPr>
             <w:r>
               <w:t xml:space="preserve">Required</w:t>
@@ -7200,7 +7232,7 @@
           <w:tcPr/>
           <w:p>
             <w:pPr>
-              <w:pStyle w:val="Compact"/>
+              <w:pStyle w:val="CompactParagraph"/>
             </w:pPr>
             <w:r>
               <w:t xml:space="preserve">Notes</w:t>
@@ -7213,7 +7245,7 @@
           <w:tcPr/>
           <w:p>
             <w:pPr>
-              <w:pStyle w:val="Compact"/>
+              <w:pStyle w:val="CompactParagraph"/>
             </w:pPr>
             <w:r>
               <w:rPr>
@@ -7227,7 +7259,7 @@
           <w:tcPr/>
           <w:p>
             <w:pPr>
-              <w:pStyle w:val="Compact"/>
+              <w:pStyle w:val="CompactParagraph"/>
             </w:pPr>
             <w:r>
               <w:rPr>
@@ -7241,7 +7273,7 @@
           <w:tcPr/>
           <w:p>
             <w:pPr>
-              <w:pStyle w:val="Compact"/>
+              <w:pStyle w:val="CompactParagraph"/>
             </w:pPr>
             <w:r>
               <w:t xml:space="preserve">See §9 Open Q1 — recommended</w:t>
@@ -7267,7 +7299,7 @@
           <w:tcPr/>
           <w:p>
             <w:pPr>
-              <w:pStyle w:val="Compact"/>
+              <w:pStyle w:val="CompactParagraph"/>
             </w:pPr>
             <w:r>
               <w:t xml:space="preserve">yes</w:t>
@@ -7278,7 +7310,7 @@
           <w:tcPr/>
           <w:p>
             <w:pPr>
-              <w:pStyle w:val="Compact"/>
+              <w:pStyle w:val="CompactParagraph"/>
             </w:pPr>
             <w:r>
               <w:t xml:space="preserve">Used to derive</w:t>
@@ -7300,7 +7332,7 @@
           <w:tcPr/>
           <w:p>
             <w:pPr>
-              <w:pStyle w:val="Compact"/>
+              <w:pStyle w:val="CompactParagraph"/>
             </w:pPr>
             <w:r>
               <w:rPr>
@@ -7314,7 +7346,7 @@
           <w:tcPr/>
           <w:p>
             <w:pPr>
-              <w:pStyle w:val="Compact"/>
+              <w:pStyle w:val="CompactParagraph"/>
             </w:pPr>
             <w:r>
               <w:rPr>
@@ -7328,7 +7360,7 @@
           <w:tcPr/>
           <w:p>
             <w:pPr>
-              <w:pStyle w:val="Compact"/>
+              <w:pStyle w:val="CompactParagraph"/>
             </w:pPr>
             <w:r>
               <w:rPr>
@@ -7348,7 +7380,7 @@
           <w:tcPr/>
           <w:p>
             <w:pPr>
-              <w:pStyle w:val="Compact"/>
+              <w:pStyle w:val="CompactParagraph"/>
             </w:pPr>
             <w:r>
               <w:t xml:space="preserve">yes</w:t>
@@ -7359,7 +7391,7 @@
           <w:tcPr/>
           <w:p>
             <w:pPr>
-              <w:pStyle w:val="Compact"/>
+              <w:pStyle w:val="CompactParagraph"/>
             </w:pPr>
             <w:r>
               <w:t xml:space="preserve">xCloud wraps each in</w:t>
@@ -7381,7 +7413,7 @@
           <w:tcPr/>
           <w:p>
             <w:pPr>
-              <w:pStyle w:val="Compact"/>
+              <w:pStyle w:val="CompactParagraph"/>
             </w:pPr>
             <w:r>
               <w:rPr>
@@ -7395,7 +7427,7 @@
           <w:tcPr/>
           <w:p>
             <w:pPr>
-              <w:pStyle w:val="Compact"/>
+              <w:pStyle w:val="CompactParagraph"/>
             </w:pPr>
             <w:r>
               <w:rPr>
@@ -7409,7 +7441,7 @@
           <w:tcPr/>
           <w:p>
             <w:pPr>
-              <w:pStyle w:val="Compact"/>
+              <w:pStyle w:val="CompactParagraph"/>
             </w:pPr>
             <w:r>
               <w:rPr>
@@ -7423,7 +7455,7 @@
           <w:tcPr/>
           <w:p>
             <w:pPr>
-              <w:pStyle w:val="Compact"/>
+              <w:pStyle w:val="CompactParagraph"/>
             </w:pPr>
             <w:r>
               <w:rPr>
@@ -7453,7 +7485,7 @@
           <w:tcPr/>
           <w:p>
             <w:pPr>
-              <w:pStyle w:val="Compact"/>
+              <w:pStyle w:val="CompactParagraph"/>
             </w:pPr>
             <w:r>
               <w:t xml:space="preserve">Per the June 3 sync, a streaming-enabled playtest must carry an explicit end date. Download-only playtests are unaffected. No hard cap; soft warning at 180d (see §9 Q3).</w:t>
@@ -7466,7 +7498,7 @@
           <w:tcPr/>
           <w:p>
             <w:pPr>
-              <w:pStyle w:val="Compact"/>
+              <w:pStyle w:val="CompactParagraph"/>
             </w:pPr>
             <w:r>
               <w:rPr>
@@ -7480,7 +7512,7 @@
           <w:tcPr/>
           <w:p>
             <w:pPr>
-              <w:pStyle w:val="Compact"/>
+              <w:pStyle w:val="CompactParagraph"/>
             </w:pPr>
             <w:r>
               <w:rPr>
@@ -7494,7 +7526,7 @@
           <w:tcPr/>
           <w:p>
             <w:pPr>
-              <w:pStyle w:val="Compact"/>
+              <w:pStyle w:val="CompactParagraph"/>
             </w:pPr>
             <w:r>
               <w:rPr>
@@ -7508,7 +7540,7 @@
           <w:tcPr/>
           <w:p>
             <w:pPr>
-              <w:pStyle w:val="Compact"/>
+              <w:pStyle w:val="CompactParagraph"/>
             </w:pPr>
             <w:r>
               <w:t xml:space="preserve">no</w:t>
@@ -7519,7 +7551,7 @@
           <w:tcPr/>
           <w:p>
             <w:pPr>
-              <w:pStyle w:val="Compact"/>
+              <w:pStyle w:val="CompactParagraph"/>
             </w:pPr>
             <w:r>
               <w:t xml:space="preserve">Defaults to</w:t>
@@ -7547,7 +7579,7 @@
           <w:tcPr/>
           <w:p>
             <w:pPr>
-              <w:pStyle w:val="Compact"/>
+              <w:pStyle w:val="CompactParagraph"/>
             </w:pPr>
             <w:r>
               <w:rPr>
@@ -7561,7 +7593,7 @@
           <w:tcPr/>
           <w:p>
             <w:pPr>
-              <w:pStyle w:val="Compact"/>
+              <w:pStyle w:val="CompactParagraph"/>
             </w:pPr>
             <w:r>
               <w:t xml:space="preserve">object</w:t>
@@ -7572,7 +7604,7 @@
           <w:tcPr/>
           <w:p>
             <w:pPr>
-              <w:pStyle w:val="Compact"/>
+              <w:pStyle w:val="CompactParagraph"/>
             </w:pPr>
             <w:r>
               <w:t xml:space="preserve">See §5.2</w:t>
@@ -7583,7 +7615,7 @@
           <w:tcPr/>
           <w:p>
             <w:pPr>
-              <w:pStyle w:val="Compact"/>
+              <w:pStyle w:val="CompactParagraph"/>
             </w:pPr>
             <w:r>
               <w:t xml:space="preserve">yes</w:t>
@@ -7594,7 +7626,7 @@
           <w:tcPr/>
           <w:p>
             <w:pPr>
-              <w:pStyle w:val="Compact"/>
+              <w:pStyle w:val="CompactParagraph"/>
             </w:pPr>
             <w:r>
               <w:t xml:space="preserve">Existing xCloud contract</w:t>
@@ -7616,7 +7648,7 @@
           <w:tcPr/>
           <w:p>
             <w:pPr>
-              <w:pStyle w:val="Compact"/>
+              <w:pStyle w:val="CompactParagraph"/>
             </w:pPr>
             <w:r>
               <w:rPr>
@@ -7630,7 +7662,7 @@
           <w:tcPr/>
           <w:p>
             <w:pPr>
-              <w:pStyle w:val="Compact"/>
+              <w:pStyle w:val="CompactParagraph"/>
             </w:pPr>
             <w:r>
               <w:rPr>
@@ -7644,7 +7676,7 @@
           <w:tcPr/>
           <w:p>
             <w:pPr>
-              <w:pStyle w:val="Compact"/>
+              <w:pStyle w:val="CompactParagraph"/>
             </w:pPr>
             <w:r>
               <w:rPr>
@@ -7658,7 +7690,7 @@
           <w:tcPr/>
           <w:p>
             <w:pPr>
-              <w:pStyle w:val="Compact"/>
+              <w:pStyle w:val="CompactParagraph"/>
             </w:pPr>
             <w:r>
               <w:t xml:space="preserve">no</w:t>
@@ -7669,7 +7701,7 @@
           <w:tcPr/>
           <w:p>
             <w:pPr>
-              <w:pStyle w:val="Compact"/>
+              <w:pStyle w:val="CompactParagraph"/>
             </w:pPr>
             <w:r>
               <w:t xml:space="preserve">Defaults to</w:t>
@@ -7697,7 +7729,7 @@
           <w:tcPr/>
           <w:p>
             <w:pPr>
-              <w:pStyle w:val="Compact"/>
+              <w:pStyle w:val="CompactParagraph"/>
             </w:pPr>
             <w:r>
               <w:rPr>
@@ -7711,7 +7743,7 @@
           <w:tcPr/>
           <w:p>
             <w:pPr>
-              <w:pStyle w:val="Compact"/>
+              <w:pStyle w:val="CompactParagraph"/>
             </w:pPr>
             <w:r>
               <w:rPr>
@@ -7725,7 +7757,7 @@
           <w:tcPr/>
           <w:p>
             <w:pPr>
-              <w:pStyle w:val="Compact"/>
+              <w:pStyle w:val="CompactParagraph"/>
             </w:pPr>
             <w:r>
               <w:t xml:space="preserve">n/a</w:t>
@@ -7736,7 +7768,7 @@
           <w:tcPr/>
           <w:p>
             <w:pPr>
-              <w:pStyle w:val="Compact"/>
+              <w:pStyle w:val="CompactParagraph"/>
             </w:pPr>
             <w:r>
               <w:t xml:space="preserve">no</w:t>
@@ -7747,7 +7779,7 @@
           <w:tcPr/>
           <w:p>
             <w:pPr>
-              <w:pStyle w:val="Compact"/>
+              <w:pStyle w:val="CompactParagraph"/>
             </w:pPr>
             <w:r>
               <w:rPr>
@@ -7767,7 +7799,7 @@
           <w:tcPr/>
           <w:p>
             <w:pPr>
-              <w:pStyle w:val="Compact"/>
+              <w:pStyle w:val="CompactParagraph"/>
             </w:pPr>
             <w:r>
               <w:rPr>
@@ -7781,7 +7813,7 @@
           <w:tcPr/>
           <w:p>
             <w:pPr>
-              <w:pStyle w:val="Compact"/>
+              <w:pStyle w:val="CompactParagraph"/>
             </w:pPr>
             <w:r>
               <w:rPr>
@@ -7795,7 +7827,7 @@
           <w:tcPr/>
           <w:p>
             <w:pPr>
-              <w:pStyle w:val="Compact"/>
+              <w:pStyle w:val="CompactParagraph"/>
             </w:pPr>
             <w:r>
               <w:t xml:space="preserve">xPlaytest-supplied trace id</w:t>
@@ -7806,7 +7838,7 @@
           <w:tcPr/>
           <w:p>
             <w:pPr>
-              <w:pStyle w:val="Compact"/>
+              <w:pStyle w:val="CompactParagraph"/>
             </w:pPr>
             <w:r>
               <w:t xml:space="preserve">no</w:t>
@@ -7817,7 +7849,7 @@
           <w:tcPr/>
           <w:p>
             <w:pPr>
-              <w:pStyle w:val="Compact"/>
+              <w:pStyle w:val="CompactParagraph"/>
             </w:pPr>
             <w:r>
               <w:t xml:space="preserve">For diagnostics; xCloud echoes in status response</w:t>
@@ -7918,7 +7950,7 @@
           <w:tcPr/>
           <w:p>
             <w:pPr>
-              <w:pStyle w:val="Compact"/>
+              <w:pStyle w:val="CompactParagraph"/>
             </w:pPr>
             <w:r>
               <w:t xml:space="preserve">Field</w:t>
@@ -7929,7 +7961,7 @@
           <w:tcPr/>
           <w:p>
             <w:pPr>
-              <w:pStyle w:val="Compact"/>
+              <w:pStyle w:val="CompactParagraph"/>
             </w:pPr>
             <w:r>
               <w:t xml:space="preserve">Source</w:t>
@@ -7940,7 +7972,7 @@
           <w:tcPr/>
           <w:p>
             <w:pPr>
-              <w:pStyle w:val="Compact"/>
+              <w:pStyle w:val="CompactParagraph"/>
             </w:pPr>
             <w:r>
               <w:t xml:space="preserve">Notes</w:t>
@@ -7953,7 +7985,7 @@
           <w:tcPr/>
           <w:p>
             <w:pPr>
-              <w:pStyle w:val="Compact"/>
+              <w:pStyle w:val="CompactParagraph"/>
             </w:pPr>
             <w:r>
               <w:rPr>
@@ -7967,7 +7999,7 @@
           <w:tcPr/>
           <w:p>
             <w:pPr>
-              <w:pStyle w:val="Compact"/>
+              <w:pStyle w:val="CompactParagraph"/>
             </w:pPr>
             <w:r>
               <w:rPr>
@@ -7981,7 +8013,7 @@
           <w:tcPr/>
           <w:p>
             <w:pPr>
-              <w:pStyle w:val="Compact"/>
+              <w:pStyle w:val="CompactParagraph"/>
             </w:pPr>
             <w:r>
               <w:t xml:space="preserve">Confirmed in meeting (Anthony, 14:00). Big Cat lookup is not done from this id.</w:t>
@@ -7994,7 +8026,7 @@
           <w:tcPr/>
           <w:p>
             <w:pPr>
-              <w:pStyle w:val="Compact"/>
+              <w:pStyle w:val="CompactParagraph"/>
             </w:pPr>
             <w:r>
               <w:rPr>
@@ -8008,7 +8040,7 @@
           <w:tcPr/>
           <w:p>
             <w:pPr>
-              <w:pStyle w:val="Compact"/>
+              <w:pStyle w:val="CompactParagraph"/>
             </w:pPr>
             <w:r>
               <w:t xml:space="preserve">const</w:t>
@@ -8028,7 +8060,7 @@
           <w:tcPr/>
           <w:p>
             <w:pPr>
-              <w:pStyle w:val="Compact"/>
+              <w:pStyle w:val="CompactParagraph"/>
             </w:pPr>
           </w:p>
         </w:tc>
@@ -8038,7 +8070,7 @@
           <w:tcPr/>
           <w:p>
             <w:pPr>
-              <w:pStyle w:val="Compact"/>
+              <w:pStyle w:val="CompactParagraph"/>
             </w:pPr>
             <w:r>
               <w:rPr>
@@ -8052,7 +8084,7 @@
           <w:tcPr/>
           <w:p>
             <w:pPr>
-              <w:pStyle w:val="Compact"/>
+              <w:pStyle w:val="CompactParagraph"/>
             </w:pPr>
             <w:r>
               <w:rPr>
@@ -8066,7 +8098,7 @@
           <w:tcPr/>
           <w:p>
             <w:pPr>
-              <w:pStyle w:val="Compact"/>
+              <w:pStyle w:val="CompactParagraph"/>
             </w:pPr>
           </w:p>
         </w:tc>
@@ -8076,7 +8108,7 @@
           <w:tcPr/>
           <w:p>
             <w:pPr>
-              <w:pStyle w:val="Compact"/>
+              <w:pStyle w:val="CompactParagraph"/>
             </w:pPr>
             <w:r>
               <w:rPr>
@@ -8090,7 +8122,7 @@
           <w:tcPr/>
           <w:p>
             <w:pPr>
-              <w:pStyle w:val="Compact"/>
+              <w:pStyle w:val="CompactParagraph"/>
             </w:pPr>
             <w:r>
               <w:rPr>
@@ -8104,7 +8136,7 @@
           <w:tcPr/>
           <w:p>
             <w:pPr>
-              <w:pStyle w:val="Compact"/>
+              <w:pStyle w:val="CompactParagraph"/>
             </w:pPr>
           </w:p>
         </w:tc>
@@ -8114,7 +8146,7 @@
           <w:tcPr/>
           <w:p>
             <w:pPr>
-              <w:pStyle w:val="Compact"/>
+              <w:pStyle w:val="CompactParagraph"/>
             </w:pPr>
             <w:r>
               <w:rPr>
@@ -8128,7 +8160,7 @@
           <w:tcPr/>
           <w:p>
             <w:pPr>
-              <w:pStyle w:val="Compact"/>
+              <w:pStyle w:val="CompactParagraph"/>
             </w:pPr>
             <w:r>
               <w:rPr>
@@ -8142,7 +8174,7 @@
           <w:tcPr/>
           <w:p>
             <w:pPr>
-              <w:pStyle w:val="Compact"/>
+              <w:pStyle w:val="CompactParagraph"/>
             </w:pPr>
           </w:p>
         </w:tc>
@@ -8152,7 +8184,7 @@
           <w:tcPr/>
           <w:p>
             <w:pPr>
-              <w:pStyle w:val="Compact"/>
+              <w:pStyle w:val="CompactParagraph"/>
             </w:pPr>
             <w:r>
               <w:rPr>
@@ -8166,7 +8198,7 @@
           <w:tcPr/>
           <w:p>
             <w:pPr>
-              <w:pStyle w:val="Compact"/>
+              <w:pStyle w:val="CompactParagraph"/>
             </w:pPr>
             <w:r>
               <w:rPr>
@@ -8180,7 +8212,7 @@
           <w:tcPr/>
           <w:p>
             <w:pPr>
-              <w:pStyle w:val="Compact"/>
+              <w:pStyle w:val="CompactParagraph"/>
             </w:pPr>
             <w:r>
               <w:t xml:space="preserve">All playtests are private</w:t>
@@ -8193,7 +8225,7 @@
           <w:tcPr/>
           <w:p>
             <w:pPr>
-              <w:pStyle w:val="Compact"/>
+              <w:pStyle w:val="CompactParagraph"/>
             </w:pPr>
             <w:r>
               <w:rPr>
@@ -8207,7 +8239,7 @@
           <w:tcPr/>
           <w:p>
             <w:pPr>
-              <w:pStyle w:val="Compact"/>
+              <w:pStyle w:val="CompactParagraph"/>
             </w:pPr>
             <w:r>
               <w:rPr>
@@ -8221,7 +8253,7 @@
           <w:tcPr/>
           <w:p>
             <w:pPr>
-              <w:pStyle w:val="Compact"/>
+              <w:pStyle w:val="CompactParagraph"/>
             </w:pPr>
             <w:r>
               <w:t xml:space="preserve">Playtests have no parent-product hierarchy today</w:t>
@@ -8234,7 +8266,7 @@
           <w:tcPr/>
           <w:p>
             <w:pPr>
-              <w:pStyle w:val="Compact"/>
+              <w:pStyle w:val="CompactParagraph"/>
             </w:pPr>
             <w:r>
               <w:rPr>
@@ -8248,7 +8280,7 @@
           <w:tcPr/>
           <w:p>
             <w:pPr>
-              <w:pStyle w:val="Compact"/>
+              <w:pStyle w:val="CompactParagraph"/>
             </w:pPr>
             <w:r>
               <w:rPr>
@@ -8262,7 +8294,7 @@
           <w:tcPr/>
           <w:p>
             <w:pPr>
-              <w:pStyle w:val="Compact"/>
+              <w:pStyle w:val="CompactParagraph"/>
             </w:pPr>
             <w:r>
               <w:t xml:space="preserve">Single-market for playtest publish path</w:t>
@@ -8275,7 +8307,7 @@
           <w:tcPr/>
           <w:p>
             <w:pPr>
-              <w:pStyle w:val="Compact"/>
+              <w:pStyle w:val="CompactParagraph"/>
             </w:pPr>
             <w:r>
               <w:rPr>
@@ -8289,7 +8321,7 @@
           <w:tcPr/>
           <w:p>
             <w:pPr>
-              <w:pStyle w:val="Compact"/>
+              <w:pStyle w:val="CompactParagraph"/>
             </w:pPr>
             <w:r>
               <w:rPr>
@@ -8303,7 +8335,7 @@
           <w:tcPr/>
           <w:p>
             <w:pPr>
-              <w:pStyle w:val="Compact"/>
+              <w:pStyle w:val="CompactParagraph"/>
             </w:pPr>
             <w:r>
               <w:t xml:space="preserve">PC-first (§3.6)</w:t>
@@ -8316,7 +8348,7 @@
           <w:tcPr/>
           <w:p>
             <w:pPr>
-              <w:pStyle w:val="Compact"/>
+              <w:pStyle w:val="CompactParagraph"/>
             </w:pPr>
             <w:r>
               <w:rPr>
@@ -8330,7 +8362,7 @@
           <w:tcPr/>
           <w:p>
             <w:pPr>
-              <w:pStyle w:val="Compact"/>
+              <w:pStyle w:val="CompactParagraph"/>
             </w:pPr>
             <w:r>
               <w:rPr>
@@ -8344,7 +8376,7 @@
           <w:tcPr/>
           <w:p>
             <w:pPr>
-              <w:pStyle w:val="Compact"/>
+              <w:pStyle w:val="CompactParagraph"/>
             </w:pPr>
             <w:r>
               <w:t xml:space="preserve">In the XProduct doc this corresponds to</w:t>
@@ -8573,7 +8605,7 @@
           <w:tcPr/>
           <w:p>
             <w:pPr>
-              <w:pStyle w:val="Compact"/>
+              <w:pStyle w:val="CompactParagraph"/>
             </w:pPr>
             <w:r>
               <w:rPr>
@@ -8587,7 +8619,7 @@
           <w:tcPr/>
           <w:p>
             <w:pPr>
-              <w:pStyle w:val="Compact"/>
+              <w:pStyle w:val="CompactParagraph"/>
             </w:pPr>
             <w:r>
               <w:t xml:space="preserve">XProduct</w:t>
@@ -8637,7 +8669,7 @@
           <w:tcPr/>
           <w:p>
             <w:pPr>
-              <w:pStyle w:val="Compact"/>
+              <w:pStyle w:val="CompactParagraph"/>
             </w:pPr>
             <w:r>
               <w:rPr>
@@ -8675,7 +8707,7 @@
           <w:tcPr/>
           <w:p>
             <w:pPr>
-              <w:pStyle w:val="Compact"/>
+              <w:pStyle w:val="CompactParagraph"/>
             </w:pPr>
             <w:r>
               <w:rPr>
@@ -8689,7 +8721,7 @@
           <w:tcPr/>
           <w:p>
             <w:pPr>
-              <w:pStyle w:val="Compact"/>
+              <w:pStyle w:val="CompactParagraph"/>
             </w:pPr>
             <w:r>
               <w:t xml:space="preserve">XProduct</w:t>
@@ -8727,7 +8759,7 @@
           <w:tcPr/>
           <w:p>
             <w:pPr>
-              <w:pStyle w:val="Compact"/>
+              <w:pStyle w:val="CompactParagraph"/>
             </w:pPr>
             <w:r>
               <w:t xml:space="preserve">Required for PC</w:t>
@@ -8740,7 +8772,7 @@
           <w:tcPr/>
           <w:p>
             <w:pPr>
-              <w:pStyle w:val="Compact"/>
+              <w:pStyle w:val="CompactParagraph"/>
             </w:pPr>
             <w:r>
               <w:rPr>
@@ -8754,7 +8786,7 @@
           <w:tcPr/>
           <w:p>
             <w:pPr>
-              <w:pStyle w:val="Compact"/>
+              <w:pStyle w:val="CompactParagraph"/>
             </w:pPr>
             <w:r>
               <w:t xml:space="preserve">v1: constant default acceptable per Timi (meeting 20:11). v1.1:</w:t>
@@ -8795,7 +8827,7 @@
           <w:tcPr/>
           <w:p>
             <w:pPr>
-              <w:pStyle w:val="Compact"/>
+              <w:pStyle w:val="CompactParagraph"/>
             </w:pPr>
             <w:r>
               <w:t xml:space="preserve">Validator throws on null for PC games.</w:t>
@@ -8848,7 +8880,7 @@
           <w:tcPr/>
           <w:p>
             <w:pPr>
-              <w:pStyle w:val="Compact"/>
+              <w:pStyle w:val="CompactParagraph"/>
             </w:pPr>
             <w:r>
               <w:t xml:space="preserve">Field</w:t>
@@ -8859,7 +8891,7 @@
           <w:tcPr/>
           <w:p>
             <w:pPr>
-              <w:pStyle w:val="Compact"/>
+              <w:pStyle w:val="CompactParagraph"/>
             </w:pPr>
             <w:r>
               <w:t xml:space="preserve">Computation</w:t>
@@ -8872,7 +8904,7 @@
           <w:tcPr/>
           <w:p>
             <w:pPr>
-              <w:pStyle w:val="Compact"/>
+              <w:pStyle w:val="CompactParagraph"/>
             </w:pPr>
             <w:r>
               <w:rPr>
@@ -8886,7 +8918,7 @@
           <w:tcPr/>
           <w:p>
             <w:pPr>
-              <w:pStyle w:val="Compact"/>
+              <w:pStyle w:val="CompactParagraph"/>
             </w:pPr>
             <w:r>
               <w:rPr>
@@ -8908,7 +8940,7 @@
           <w:tcPr/>
           <w:p>
             <w:pPr>
-              <w:pStyle w:val="Compact"/>
+              <w:pStyle w:val="CompactParagraph"/>
             </w:pPr>
             <w:r>
               <w:rPr>
@@ -8922,7 +8954,7 @@
           <w:tcPr/>
           <w:p>
             <w:pPr>
-              <w:pStyle w:val="Compact"/>
+              <w:pStyle w:val="CompactParagraph"/>
             </w:pPr>
             <w:r>
               <w:rPr>
@@ -8941,7 +8973,7 @@
           <w:tcPr/>
           <w:p>
             <w:pPr>
-              <w:pStyle w:val="Compact"/>
+              <w:pStyle w:val="CompactParagraph"/>
             </w:pPr>
             <w:r>
               <w:rPr>
@@ -8955,7 +8987,7 @@
           <w:tcPr/>
           <w:p>
             <w:pPr>
-              <w:pStyle w:val="Compact"/>
+              <w:pStyle w:val="CompactParagraph"/>
             </w:pPr>
             <w:r>
               <w:rPr>
@@ -9053,7 +9085,7 @@
           <w:tcPr/>
           <w:p>
             <w:pPr>
-              <w:pStyle w:val="Compact"/>
+              <w:pStyle w:val="CompactParagraph"/>
             </w:pPr>
             <w:r>
               <w:rPr>
@@ -9067,7 +9099,7 @@
           <w:tcPr/>
           <w:p>
             <w:pPr>
-              <w:pStyle w:val="Compact"/>
+              <w:pStyle w:val="CompactParagraph"/>
             </w:pPr>
             <w:r>
               <w:rPr>
@@ -9083,7 +9115,7 @@
           <w:tcPr/>
           <w:p>
             <w:pPr>
-              <w:pStyle w:val="Compact"/>
+              <w:pStyle w:val="CompactParagraph"/>
             </w:pPr>
             <w:r>
               <w:rPr>
@@ -9097,7 +9129,7 @@
           <w:tcPr/>
           <w:p>
             <w:pPr>
-              <w:pStyle w:val="Compact"/>
+              <w:pStyle w:val="CompactParagraph"/>
             </w:pPr>
             <w:r>
               <w:rPr>
@@ -9119,7 +9151,7 @@
           <w:tcPr/>
           <w:p>
             <w:pPr>
-              <w:pStyle w:val="Compact"/>
+              <w:pStyle w:val="CompactParagraph"/>
             </w:pPr>
             <w:r>
               <w:rPr>
@@ -9133,7 +9165,7 @@
           <w:tcPr/>
           <w:p>
             <w:pPr>
-              <w:pStyle w:val="Compact"/>
+              <w:pStyle w:val="CompactParagraph"/>
             </w:pPr>
             <w:r>
               <w:rPr>
@@ -9149,7 +9181,7 @@
           <w:tcPr/>
           <w:p>
             <w:pPr>
-              <w:pStyle w:val="Compact"/>
+              <w:pStyle w:val="CompactParagraph"/>
             </w:pPr>
             <w:r>
               <w:rPr>
@@ -9163,7 +9195,7 @@
           <w:tcPr/>
           <w:p>
             <w:pPr>
-              <w:pStyle w:val="Compact"/>
+              <w:pStyle w:val="CompactParagraph"/>
             </w:pPr>
             <w:r>
               <w:t xml:space="preserve">Generated by</w:t>
@@ -9185,7 +9217,7 @@
           <w:tcPr/>
           <w:p>
             <w:pPr>
-              <w:pStyle w:val="Compact"/>
+              <w:pStyle w:val="CompactParagraph"/>
             </w:pPr>
             <w:r>
               <w:rPr>
@@ -9199,7 +9231,7 @@
           <w:tcPr/>
           <w:p>
             <w:pPr>
-              <w:pStyle w:val="Compact"/>
+              <w:pStyle w:val="CompactParagraph"/>
             </w:pPr>
             <w:r>
               <w:t xml:space="preserve">From child</w:t>
@@ -9254,7 +9286,7 @@
           <w:tcPr/>
           <w:p>
             <w:pPr>
-              <w:pStyle w:val="Compact"/>
+              <w:pStyle w:val="CompactParagraph"/>
             </w:pPr>
             <w:r>
               <w:t xml:space="preserve">Effective flight id for SUCU</w:t>
@@ -9265,7 +9297,7 @@
           <w:tcPr/>
           <w:p>
             <w:pPr>
-              <w:pStyle w:val="Compact"/>
+              <w:pStyle w:val="CompactParagraph"/>
             </w:pPr>
             <w:r>
               <w:t xml:space="preserve">Lex-smallest GUID from</w:t>
@@ -9463,7 +9495,7 @@
     </w:p>
     <w:p>
       <w:pPr>
-        <w:pStyle w:val="Compact"/>
+        <w:pStyle w:val="CompactParagraph"/>
         <w:numPr>
           <w:ilvl w:val="0"/>
           <w:numId w:val="1002"/>
@@ -9500,7 +9532,7 @@
     </w:p>
     <w:p>
       <w:pPr>
-        <w:pStyle w:val="Compact"/>
+        <w:pStyle w:val="CompactParagraph"/>
         <w:numPr>
           <w:ilvl w:val="0"/>
           <w:numId w:val="1002"/>
@@ -9531,7 +9563,7 @@
     </w:p>
     <w:p>
       <w:pPr>
-        <w:pStyle w:val="Compact"/>
+        <w:pStyle w:val="CompactParagraph"/>
         <w:numPr>
           <w:ilvl w:val="0"/>
           <w:numId w:val="1002"/>
@@ -9574,7 +9606,7 @@
     </w:p>
     <w:p>
       <w:pPr>
-        <w:pStyle w:val="Compact"/>
+        <w:pStyle w:val="CompactParagraph"/>
         <w:numPr>
           <w:ilvl w:val="0"/>
           <w:numId w:val="1002"/>
@@ -9590,7 +9622,7 @@
     </w:p>
     <w:p>
       <w:pPr>
-        <w:pStyle w:val="Compact"/>
+        <w:pStyle w:val="CompactParagraph"/>
         <w:numPr>
           <w:ilvl w:val="1"/>
           <w:numId w:val="1003"/>
@@ -9626,7 +9658,7 @@
     </w:p>
     <w:p>
       <w:pPr>
-        <w:pStyle w:val="Compact"/>
+        <w:pStyle w:val="CompactParagraph"/>
         <w:numPr>
           <w:ilvl w:val="1"/>
           <w:numId w:val="1003"/>
@@ -9647,7 +9679,7 @@
     </w:p>
     <w:p>
       <w:pPr>
-        <w:pStyle w:val="Compact"/>
+        <w:pStyle w:val="CompactParagraph"/>
         <w:numPr>
           <w:ilvl w:val="1"/>
           <w:numId w:val="1003"/>
@@ -9725,7 +9757,7 @@
     </w:p>
     <w:p>
       <w:pPr>
-        <w:pStyle w:val="Compact"/>
+        <w:pStyle w:val="CompactParagraph"/>
         <w:numPr>
           <w:ilvl w:val="1"/>
           <w:numId w:val="1003"/>
@@ -9773,7 +9805,7 @@
     </w:p>
     <w:p>
       <w:pPr>
-        <w:pStyle w:val="Compact"/>
+        <w:pStyle w:val="CompactParagraph"/>
         <w:numPr>
           <w:ilvl w:val="0"/>
           <w:numId w:val="1004"/>
@@ -9795,7 +9827,7 @@
     </w:p>
     <w:p>
       <w:pPr>
-        <w:pStyle w:val="Compact"/>
+        <w:pStyle w:val="CompactParagraph"/>
         <w:numPr>
           <w:ilvl w:val="0"/>
           <w:numId w:val="1004"/>
@@ -9868,7 +9900,7 @@
     </w:p>
     <w:p>
       <w:pPr>
-        <w:pStyle w:val="Compact"/>
+        <w:pStyle w:val="CompactParagraph"/>
         <w:numPr>
           <w:ilvl w:val="0"/>
           <w:numId w:val="1004"/>
@@ -9929,7 +9961,7 @@
     </w:p>
     <w:p>
       <w:pPr>
-        <w:pStyle w:val="Compact"/>
+        <w:pStyle w:val="CompactParagraph"/>
         <w:numPr>
           <w:ilvl w:val="0"/>
           <w:numId w:val="1005"/>
@@ -9951,7 +9983,7 @@
     </w:p>
     <w:p>
       <w:pPr>
-        <w:pStyle w:val="Compact"/>
+        <w:pStyle w:val="CompactParagraph"/>
         <w:numPr>
           <w:ilvl w:val="0"/>
           <w:numId w:val="1005"/>
@@ -9988,7 +10020,7 @@
     </w:p>
     <w:p>
       <w:pPr>
-        <w:pStyle w:val="Compact"/>
+        <w:pStyle w:val="CompactParagraph"/>
         <w:numPr>
           <w:ilvl w:val="0"/>
           <w:numId w:val="1005"/>
@@ -10016,7 +10048,7 @@
     </w:p>
     <w:p>
       <w:pPr>
-        <w:pStyle w:val="Compact"/>
+        <w:pStyle w:val="CompactParagraph"/>
         <w:numPr>
           <w:ilvl w:val="0"/>
           <w:numId w:val="1005"/>
@@ -10735,7 +10767,7 @@
           <w:tcPr/>
           <w:p>
             <w:pPr>
-              <w:pStyle w:val="Compact"/>
+              <w:pStyle w:val="CompactParagraph"/>
             </w:pPr>
             <w:r>
               <w:t xml:space="preserve">Blocker</w:t>
@@ -10746,7 +10778,7 @@
           <w:tcPr/>
           <w:p>
             <w:pPr>
-              <w:pStyle w:val="Compact"/>
+              <w:pStyle w:val="CompactParagraph"/>
             </w:pPr>
             <w:r>
               <w:t xml:space="preserve">Problem</w:t>
@@ -10757,7 +10789,7 @@
           <w:tcPr/>
           <w:p>
             <w:pPr>
-              <w:pStyle w:val="Compact"/>
+              <w:pStyle w:val="CompactParagraph"/>
             </w:pPr>
             <w:r>
               <w:t xml:space="preserve">Solution</w:t>
@@ -10770,7 +10802,7 @@
           <w:tcPr/>
           <w:p>
             <w:pPr>
-              <w:pStyle w:val="Compact"/>
+              <w:pStyle w:val="CompactParagraph"/>
             </w:pPr>
             <w:r>
               <w:rPr>
@@ -10785,7 +10817,7 @@
           <w:tcPr/>
           <w:p>
             <w:pPr>
-              <w:pStyle w:val="Compact"/>
+              <w:pStyle w:val="CompactParagraph"/>
             </w:pPr>
             <w:r>
               <w:t xml:space="preserve">Playtest Service runs in MSFTGreen tenant. xCloud SAGE expects Corp or PME callers.</w:t>
@@ -10796,7 +10828,7 @@
           <w:tcPr/>
           <w:p>
             <w:pPr>
-              <w:pStyle w:val="Compact"/>
+              <w:pStyle w:val="CompactParagraph"/>
             </w:pPr>
             <w:r>
               <w:t xml:space="preserve">Short term: ride PR</w:t>
@@ -10826,7 +10858,7 @@
           <w:tcPr/>
           <w:p>
             <w:pPr>
-              <w:pStyle w:val="Compact"/>
+              <w:pStyle w:val="CompactParagraph"/>
             </w:pPr>
             <w:r>
               <w:rPr>
@@ -10841,7 +10873,7 @@
           <w:tcPr/>
           <w:p>
             <w:pPr>
-              <w:pStyle w:val="Compact"/>
+              <w:pStyle w:val="CompactParagraph"/>
             </w:pPr>
             <w:r>
               <w:t xml:space="preserve">Each PR Registry write creates an ADO PR. SFI forbids self-approval. Naïve flow = 2 PRs per publish, both blocking.</w:t>
@@ -10852,7 +10884,7 @@
           <w:tcPr/>
           <w:p>
             <w:pPr>
-              <w:pStyle w:val="Compact"/>
+              <w:pStyle w:val="CompactParagraph"/>
             </w:pPr>
             <w:r>
               <w:t xml:space="preserve">Combine offering write + title attach into a single PR via</w:t>
@@ -10903,7 +10935,7 @@
           <w:tcPr/>
           <w:p>
             <w:pPr>
-              <w:pStyle w:val="Compact"/>
+              <w:pStyle w:val="CompactParagraph"/>
             </w:pPr>
             <w:r>
               <w:rPr>
@@ -10933,7 +10965,7 @@
           <w:tcPr/>
           <w:p>
             <w:pPr>
-              <w:pStyle w:val="Compact"/>
+              <w:pStyle w:val="CompactParagraph"/>
             </w:pPr>
             <w:r>
               <w:rPr>
@@ -10953,7 +10985,7 @@
           <w:tcPr/>
           <w:p>
             <w:pPr>
-              <w:pStyle w:val="Compact"/>
+              <w:pStyle w:val="CompactParagraph"/>
             </w:pPr>
             <w:r>
               <w:t xml:space="preserve">New resolver pulls from XProduct</w:t>
@@ -10978,7 +11010,7 @@
           <w:tcPr/>
           <w:p>
             <w:pPr>
-              <w:pStyle w:val="Compact"/>
+              <w:pStyle w:val="CompactParagraph"/>
             </w:pPr>
             <w:r>
               <w:rPr>
@@ -11008,7 +11040,7 @@
           <w:tcPr/>
           <w:p>
             <w:pPr>
-              <w:pStyle w:val="Compact"/>
+              <w:pStyle w:val="CompactParagraph"/>
             </w:pPr>
             <w:r>
               <w:t xml:space="preserve">Validator rejects null</w:t>
@@ -11049,7 +11081,7 @@
           <w:tcPr/>
           <w:p>
             <w:pPr>
-              <w:pStyle w:val="Compact"/>
+              <w:pStyle w:val="CompactParagraph"/>
             </w:pPr>
             <w:r>
               <w:t xml:space="preserve">v1: ship with a constant default (Timi confirmed telemetry-only server side). v1.1: plumb real</w:t>
@@ -11077,7 +11109,7 @@
           <w:tcPr/>
           <w:p>
             <w:pPr>
-              <w:pStyle w:val="Compact"/>
+              <w:pStyle w:val="CompactParagraph"/>
             </w:pPr>
             <w:r>
               <w:rPr>
@@ -11092,7 +11124,7 @@
           <w:tcPr/>
           <w:p>
             <w:pPr>
-              <w:pStyle w:val="Compact"/>
+              <w:pStyle w:val="CompactParagraph"/>
             </w:pPr>
             <w:r>
               <w:rPr>
@@ -11151,7 +11183,7 @@
           <w:tcPr/>
           <w:p>
             <w:pPr>
-              <w:pStyle w:val="Compact"/>
+              <w:pStyle w:val="CompactParagraph"/>
             </w:pPr>
             <w:r>
               <w:t xml:space="preserve">XC6 audit-and-fork task: confirm the PC install path’s pool id + server type, branch the filter on</w:t>
@@ -11176,7 +11208,7 @@
           <w:tcPr/>
           <w:p>
             <w:pPr>
-              <w:pStyle w:val="Compact"/>
+              <w:pStyle w:val="CompactParagraph"/>
             </w:pPr>
             <w:r>
               <w:rPr>
@@ -11191,7 +11223,7 @@
           <w:tcPr/>
           <w:p>
             <w:pPr>
-              <w:pStyle w:val="Compact"/>
+              <w:pStyle w:val="CompactParagraph"/>
             </w:pPr>
             <w:r>
               <w:t xml:space="preserve">Existing playtests can have</w:t>
@@ -11229,7 +11261,7 @@
           <w:tcPr/>
           <w:p>
             <w:pPr>
-              <w:pStyle w:val="Compact"/>
+              <w:pStyle w:val="CompactParagraph"/>
             </w:pPr>
             <w:r>
               <w:t xml:space="preserve">PT1.b adds a publish-time validation: when</w:t>
@@ -11269,7 +11301,7 @@
           <w:tcPr/>
           <w:p>
             <w:pPr>
-              <w:pStyle w:val="Compact"/>
+              <w:pStyle w:val="CompactParagraph"/>
             </w:pPr>
             <w:r>
               <w:rPr>
@@ -11284,7 +11316,7 @@
           <w:tcPr/>
           <w:p>
             <w:pPr>
-              <w:pStyle w:val="Compact"/>
+              <w:pStyle w:val="CompactParagraph"/>
             </w:pPr>
             <w:r>
               <w:t xml:space="preserve">Project-description P0 says</w:t>
@@ -11304,7 +11336,7 @@
           <w:tcPr/>
           <w:p>
             <w:pPr>
-              <w:pStyle w:val="Compact"/>
+              <w:pStyle w:val="CompactParagraph"/>
             </w:pPr>
             <w:r>
               <w:t xml:space="preserve">v1 ships tombstone-then-GC (see §6.2.1 + §8). User-visible behavior (offering disappears from DevApi portal, testers blocked within GsToken refresh window) matches P0 intent.</w:t>
@@ -11356,7 +11388,7 @@
     </w:p>
     <w:p>
       <w:pPr>
-        <w:pStyle w:val="Compact"/>
+        <w:pStyle w:val="CompactParagraph"/>
         <w:numPr>
           <w:ilvl w:val="0"/>
           <w:numId w:val="1006"/>
@@ -11378,7 +11410,7 @@
     </w:p>
     <w:p>
       <w:pPr>
-        <w:pStyle w:val="Compact"/>
+        <w:pStyle w:val="CompactParagraph"/>
         <w:numPr>
           <w:ilvl w:val="0"/>
           <w:numId w:val="1006"/>
@@ -11415,7 +11447,7 @@
     </w:p>
     <w:p>
       <w:pPr>
-        <w:pStyle w:val="Compact"/>
+        <w:pStyle w:val="CompactParagraph"/>
         <w:numPr>
           <w:ilvl w:val="0"/>
           <w:numId w:val="1006"/>
@@ -11434,7 +11466,7 @@
     </w:p>
     <w:p>
       <w:pPr>
-        <w:pStyle w:val="Compact"/>
+        <w:pStyle w:val="CompactParagraph"/>
         <w:numPr>
           <w:ilvl w:val="0"/>
           <w:numId w:val="1006"/>
@@ -11471,7 +11503,7 @@
     </w:p>
     <w:p>
       <w:pPr>
-        <w:pStyle w:val="Compact"/>
+        <w:pStyle w:val="CompactParagraph"/>
         <w:numPr>
           <w:ilvl w:val="0"/>
           <w:numId w:val="1006"/>
@@ -11493,7 +11525,7 @@
     </w:p>
     <w:p>
       <w:pPr>
-        <w:pStyle w:val="Compact"/>
+        <w:pStyle w:val="CompactParagraph"/>
         <w:numPr>
           <w:ilvl w:val="0"/>
           <w:numId w:val="1006"/>
@@ -11515,7 +11547,7 @@
     </w:p>
     <w:p>
       <w:pPr>
-        <w:pStyle w:val="Compact"/>
+        <w:pStyle w:val="CompactParagraph"/>
         <w:numPr>
           <w:ilvl w:val="0"/>
           <w:numId w:val="1006"/>
@@ -11567,7 +11599,7 @@
     </w:p>
     <w:p>
       <w:pPr>
-        <w:pStyle w:val="Compact"/>
+        <w:pStyle w:val="CompactParagraph"/>
         <w:numPr>
           <w:ilvl w:val="0"/>
           <w:numId w:val="1006"/>
@@ -11589,7 +11621,7 @@
     </w:p>
     <w:p>
       <w:pPr>
-        <w:pStyle w:val="Compact"/>
+        <w:pStyle w:val="CompactParagraph"/>
         <w:numPr>
           <w:ilvl w:val="0"/>
           <w:numId w:val="1006"/>
@@ -11611,7 +11643,7 @@
     </w:p>
     <w:p>
       <w:pPr>
-        <w:pStyle w:val="Compact"/>
+        <w:pStyle w:val="CompactParagraph"/>
         <w:numPr>
           <w:ilvl w:val="0"/>
           <w:numId w:val="1006"/>
@@ -11648,7 +11680,7 @@
     </w:p>
     <w:p>
       <w:pPr>
-        <w:pStyle w:val="Compact"/>
+        <w:pStyle w:val="CompactParagraph"/>
         <w:numPr>
           <w:ilvl w:val="0"/>
           <w:numId w:val="1006"/>
@@ -11685,7 +11717,7 @@
     </w:p>
     <w:p>
       <w:pPr>
-        <w:pStyle w:val="Compact"/>
+        <w:pStyle w:val="CompactParagraph"/>
         <w:numPr>
           <w:ilvl w:val="0"/>
           <w:numId w:val="1006"/>
@@ -12564,7 +12596,7 @@
     </w:p>
     <w:p>
       <w:pPr>
-        <w:pStyle w:val="Compact"/>
+        <w:pStyle w:val="CompactParagraph"/>
         <w:numPr>
           <w:ilvl w:val="0"/>
           <w:numId w:val="1007"/>
@@ -12688,7 +12720,7 @@
     </w:p>
     <w:p>
       <w:pPr>
-        <w:pStyle w:val="Compact"/>
+        <w:pStyle w:val="CompactParagraph"/>
         <w:numPr>
           <w:ilvl w:val="0"/>
           <w:numId w:val="1008"/>
@@ -12739,7 +12771,7 @@
     </w:p>
     <w:p>
       <w:pPr>
-        <w:pStyle w:val="Compact"/>
+        <w:pStyle w:val="CompactParagraph"/>
         <w:numPr>
           <w:ilvl w:val="0"/>
           <w:numId w:val="1009"/>
@@ -12767,7 +12799,7 @@
     </w:p>
     <w:p>
       <w:pPr>
-        <w:pStyle w:val="Compact"/>
+        <w:pStyle w:val="CompactParagraph"/>
         <w:numPr>
           <w:ilvl w:val="0"/>
           <w:numId w:val="1010"/>
@@ -12779,7 +12811,7 @@
     </w:p>
     <w:p>
       <w:pPr>
-        <w:pStyle w:val="Compact"/>
+        <w:pStyle w:val="CompactParagraph"/>
         <w:numPr>
           <w:ilvl w:val="0"/>
           <w:numId w:val="1011"/>
@@ -12807,7 +12839,7 @@
     </w:p>
     <w:p>
       <w:pPr>
-        <w:pStyle w:val="Compact"/>
+        <w:pStyle w:val="CompactParagraph"/>
         <w:numPr>
           <w:ilvl w:val="0"/>
           <w:numId w:val="1012"/>
@@ -12835,7 +12867,7 @@
     </w:p>
     <w:p>
       <w:pPr>
-        <w:pStyle w:val="Compact"/>
+        <w:pStyle w:val="CompactParagraph"/>
         <w:numPr>
           <w:ilvl w:val="0"/>
           <w:numId w:val="1013"/>
@@ -12863,7 +12895,7 @@
     </w:p>
     <w:p>
       <w:pPr>
-        <w:pStyle w:val="Compact"/>
+        <w:pStyle w:val="CompactParagraph"/>
         <w:numPr>
           <w:ilvl w:val="0"/>
           <w:numId w:val="1014"/>
@@ -12891,7 +12923,7 @@
     </w:p>
     <w:p>
       <w:pPr>
-        <w:pStyle w:val="Compact"/>
+        <w:pStyle w:val="CompactParagraph"/>
         <w:numPr>
           <w:ilvl w:val="0"/>
           <w:numId w:val="1015"/>
@@ -12971,7 +13003,7 @@
     </w:p>
     <w:p>
       <w:pPr>
-        <w:pStyle w:val="Compact"/>
+        <w:pStyle w:val="CompactParagraph"/>
         <w:numPr>
           <w:ilvl w:val="0"/>
           <w:numId w:val="1016"/>
@@ -13014,7 +13046,7 @@
     </w:p>
     <w:p>
       <w:pPr>
-        <w:pStyle w:val="Compact"/>
+        <w:pStyle w:val="CompactParagraph"/>
         <w:numPr>
           <w:ilvl w:val="0"/>
           <w:numId w:val="1017"/>
@@ -13053,7 +13085,7 @@
     </w:p>
     <w:p>
       <w:pPr>
-        <w:pStyle w:val="Compact"/>
+        <w:pStyle w:val="CompactParagraph"/>
         <w:numPr>
           <w:ilvl w:val="0"/>
           <w:numId w:val="1018"/>
@@ -13262,7 +13294,7 @@
     </w:p>
     <w:p>
       <w:pPr>
-        <w:pStyle w:val="Compact"/>
+        <w:pStyle w:val="CompactParagraph"/>
         <w:numPr>
           <w:ilvl w:val="0"/>
           <w:numId w:val="1019"/>
@@ -13301,7 +13333,7 @@
     </w:p>
     <w:p>
       <w:pPr>
-        <w:pStyle w:val="Compact"/>
+        <w:pStyle w:val="CompactParagraph"/>
         <w:numPr>
           <w:ilvl w:val="0"/>
           <w:numId w:val="1019"/>
@@ -13313,7 +13345,7 @@
     </w:p>
     <w:p>
       <w:pPr>
-        <w:pStyle w:val="Compact"/>
+        <w:pStyle w:val="CompactParagraph"/>
         <w:numPr>
           <w:ilvl w:val="0"/>
           <w:numId w:val="1019"/>
@@ -13325,7 +13357,7 @@
     </w:p>
     <w:p>
       <w:pPr>
-        <w:pStyle w:val="Compact"/>
+        <w:pStyle w:val="CompactParagraph"/>
         <w:numPr>
           <w:ilvl w:val="0"/>
           <w:numId w:val="1019"/>
@@ -13337,7 +13369,7 @@
     </w:p>
     <w:p>
       <w:pPr>
-        <w:pStyle w:val="Compact"/>
+        <w:pStyle w:val="CompactParagraph"/>
         <w:numPr>
           <w:ilvl w:val="0"/>
           <w:numId w:val="1019"/>
@@ -13382,7 +13414,7 @@
     </w:p>
     <w:p>
       <w:pPr>
-        <w:pStyle w:val="Compact"/>
+        <w:pStyle w:val="CompactParagraph"/>
         <w:numPr>
           <w:ilvl w:val="0"/>
           <w:numId w:val="1020"/>
@@ -13424,7 +13456,7 @@
     </w:p>
     <w:p>
       <w:pPr>
-        <w:pStyle w:val="Compact"/>
+        <w:pStyle w:val="CompactParagraph"/>
         <w:numPr>
           <w:ilvl w:val="0"/>
           <w:numId w:val="1020"/>
@@ -13451,7 +13483,7 @@
     </w:p>
     <w:p>
       <w:pPr>
-        <w:pStyle w:val="Compact"/>
+        <w:pStyle w:val="CompactParagraph"/>
         <w:numPr>
           <w:ilvl w:val="0"/>
           <w:numId w:val="1020"/>
@@ -13480,7 +13512,7 @@
     </w:p>
     <w:p>
       <w:pPr>
-        <w:pStyle w:val="Compact"/>
+        <w:pStyle w:val="CompactParagraph"/>
         <w:numPr>
           <w:ilvl w:val="0"/>
           <w:numId w:val="1021"/>
@@ -13502,7 +13534,7 @@
     </w:p>
     <w:p>
       <w:pPr>
-        <w:pStyle w:val="Compact"/>
+        <w:pStyle w:val="CompactParagraph"/>
         <w:numPr>
           <w:ilvl w:val="0"/>
           <w:numId w:val="1022"/>
@@ -13537,7 +13569,7 @@
     </w:p>
     <w:p>
       <w:pPr>
-        <w:pStyle w:val="Compact"/>
+        <w:pStyle w:val="CompactParagraph"/>
         <w:numPr>
           <w:ilvl w:val="0"/>
           <w:numId w:val="1023"/>
@@ -13549,7 +13581,7 @@
     </w:p>
     <w:p>
       <w:pPr>
-        <w:pStyle w:val="Compact"/>
+        <w:pStyle w:val="CompactParagraph"/>
         <w:numPr>
           <w:ilvl w:val="0"/>
           <w:numId w:val="1023"/>
@@ -13561,7 +13593,7 @@
     </w:p>
     <w:p>
       <w:pPr>
-        <w:pStyle w:val="Compact"/>
+        <w:pStyle w:val="CompactParagraph"/>
         <w:numPr>
           <w:ilvl w:val="0"/>
           <w:numId w:val="1023"/>
@@ -13583,7 +13615,7 @@
     </w:p>
     <w:p>
       <w:pPr>
-        <w:pStyle w:val="Compact"/>
+        <w:pStyle w:val="CompactParagraph"/>
         <w:numPr>
           <w:ilvl w:val="0"/>
           <w:numId w:val="1024"/>
@@ -13595,7 +13627,7 @@
     </w:p>
     <w:p>
       <w:pPr>
-        <w:pStyle w:val="Compact"/>
+        <w:pStyle w:val="CompactParagraph"/>
         <w:numPr>
           <w:ilvl w:val="0"/>
           <w:numId w:val="1024"/>
@@ -13643,7 +13675,7 @@
           <w:tcPr/>
           <w:p>
             <w:pPr>
-              <w:pStyle w:val="Compact"/>
+              <w:pStyle w:val="CompactParagraph"/>
             </w:pPr>
             <w:r>
               <w:t xml:space="preserve">Spec comment</w:t>
@@ -13654,7 +13686,7 @@
           <w:tcPr/>
           <w:p>
             <w:pPr>
-              <w:pStyle w:val="Compact"/>
+              <w:pStyle w:val="CompactParagraph"/>
             </w:pPr>
             <w:r>
               <w:t xml:space="preserve">Resolution</w:t>
@@ -13665,7 +13697,7 @@
           <w:tcPr/>
           <w:p>
             <w:pPr>
-              <w:pStyle w:val="Compact"/>
+              <w:pStyle w:val="CompactParagraph"/>
             </w:pPr>
             <w:r>
               <w:t xml:space="preserve">Section</w:t>
@@ -13678,7 +13710,7 @@
           <w:tcPr/>
           <w:p>
             <w:pPr>
-              <w:pStyle w:val="Compact"/>
+              <w:pStyle w:val="CompactParagraph"/>
             </w:pPr>
             <w:r>
               <w:t xml:space="preserve">B16 — SWAG column</w:t>
@@ -13689,7 +13721,7 @@
           <w:tcPr/>
           <w:p>
             <w:pPr>
-              <w:pStyle w:val="Compact"/>
+              <w:pStyle w:val="CompactParagraph"/>
             </w:pPr>
             <w:r>
               <w:t xml:space="preserve">Added</w:t>
@@ -13700,7 +13732,7 @@
           <w:tcPr/>
           <w:p>
             <w:pPr>
-              <w:pStyle w:val="Compact"/>
+              <w:pStyle w:val="CompactParagraph"/>
             </w:pPr>
             <w:r>
               <w:t xml:space="preserve">§4.1 + §4.2</w:t>
@@ -13713,7 +13745,7 @@
           <w:tcPr/>
           <w:p>
             <w:pPr>
-              <w:pStyle w:val="Compact"/>
+              <w:pStyle w:val="CompactParagraph"/>
             </w:pPr>
             <w:r>
               <w:t xml:space="preserve">B15 — ADO tasks</w:t>
@@ -13724,7 +13756,7 @@
           <w:tcPr/>
           <w:p>
             <w:pPr>
-              <w:pStyle w:val="Compact"/>
+              <w:pStyle w:val="CompactParagraph"/>
             </w:pPr>
             <w:r>
               <w:t xml:space="preserve">Created</w:t>
@@ -13735,7 +13767,7 @@
           <w:tcPr/>
           <w:p>
             <w:pPr>
-              <w:pStyle w:val="Compact"/>
+              <w:pStyle w:val="CompactParagraph"/>
             </w:pPr>
             <w:hyperlink r:id="rId11">
               <w:r>
@@ -13753,7 +13785,7 @@
           <w:tcPr/>
           <w:p>
             <w:pPr>
-              <w:pStyle w:val="Compact"/>
+              <w:pStyle w:val="CompactParagraph"/>
             </w:pPr>
             <w:r>
               <w:t xml:space="preserve">B17 — call-sequence vs execution order</w:t>
@@ -13764,7 +13796,7 @@
           <w:tcPr/>
           <w:p>
             <w:pPr>
-              <w:pStyle w:val="Compact"/>
+              <w:pStyle w:val="CompactParagraph"/>
             </w:pPr>
             <w:r>
               <w:t xml:space="preserve">Execution order documented</w:t>
@@ -13775,7 +13807,7 @@
           <w:tcPr/>
           <w:p>
             <w:pPr>
-              <w:pStyle w:val="Compact"/>
+              <w:pStyle w:val="CompactParagraph"/>
             </w:pPr>
             <w:r>
               <w:t xml:space="preserve">§4.3</w:t>
@@ -13788,7 +13820,7 @@
           <w:tcPr/>
           <w:p>
             <w:pPr>
-              <w:pStyle w:val="Compact"/>
+              <w:pStyle w:val="CompactParagraph"/>
             </w:pPr>
             <w:r>
               <w:t xml:space="preserve">B23 — XC4/XC5 first + manual demo</w:t>
@@ -13799,7 +13831,7 @@
           <w:tcPr/>
           <w:p>
             <w:pPr>
-              <w:pStyle w:val="Compact"/>
+              <w:pStyle w:val="CompactParagraph"/>
             </w:pPr>
             <w:r>
               <w:t xml:space="preserve">Adopted as Milestone 1</w:t>
@@ -13810,7 +13842,7 @@
           <w:tcPr/>
           <w:p>
             <w:pPr>
-              <w:pStyle w:val="Compact"/>
+              <w:pStyle w:val="CompactParagraph"/>
             </w:pPr>
             <w:r>
               <w:t xml:space="preserve">§11</w:t>
@@ -13823,7 +13855,7 @@
           <w:tcPr/>
           <w:p>
             <w:pPr>
-              <w:pStyle w:val="Compact"/>
+              <w:pStyle w:val="CompactParagraph"/>
             </w:pPr>
             <w:r>
               <w:t xml:space="preserve">JH38 / B39 — 3-day expiration cap</w:t>
@@ -13834,7 +13866,7 @@
           <w:tcPr/>
           <w:p>
             <w:pPr>
-              <w:pStyle w:val="Compact"/>
+              <w:pStyle w:val="CompactParagraph"/>
             </w:pPr>
             <w:r>
               <w:t xml:space="preserve">Rejected; honor existing</w:t>
@@ -13854,7 +13886,7 @@
           <w:tcPr/>
           <w:p>
             <w:pPr>
-              <w:pStyle w:val="Compact"/>
+              <w:pStyle w:val="CompactParagraph"/>
             </w:pPr>
             <w:r>
               <w:t xml:space="preserve">§9 Q3</w:t>
@@ -13867,7 +13899,7 @@
           <w:tcPr/>
           <w:p>
             <w:pPr>
-              <w:pStyle w:val="Compact"/>
+              <w:pStyle w:val="CompactParagraph"/>
             </w:pPr>
             <w:r>
               <w:t xml:space="preserve">B42 — API versioning + OpenAPI</w:t>
@@ -13878,7 +13910,7 @@
           <w:tcPr/>
           <w:p>
             <w:pPr>
-              <w:pStyle w:val="Compact"/>
+              <w:pStyle w:val="CompactParagraph"/>
             </w:pPr>
             <w:r>
               <w:t xml:space="preserve">OpenAPI created; v3 path; required vs optional documented</w:t>
@@ -13889,7 +13921,7 @@
           <w:tcPr/>
           <w:p>
             <w:pPr>
-              <w:pStyle w:val="Compact"/>
+              <w:pStyle w:val="CompactParagraph"/>
             </w:pPr>
             <w:r>
               <w:t xml:space="preserve">§6 +</w:t>
@@ -13911,7 +13943,7 @@
           <w:tcPr/>
           <w:p>
             <w:pPr>
-              <w:pStyle w:val="Compact"/>
+              <w:pStyle w:val="CompactParagraph"/>
             </w:pPr>
             <w:r>
               <w:t xml:space="preserve">JH58 — extra PC fields</w:t>
@@ -13922,7 +13954,7 @@
           <w:tcPr/>
           <w:p>
             <w:pPr>
-              <w:pStyle w:val="Compact"/>
+              <w:pStyle w:val="CompactParagraph"/>
             </w:pPr>
             <w:r>
               <w:t xml:space="preserve">Documented as TBD; reserved for xCloud-internal config</w:t>
@@ -13933,7 +13965,7 @@
           <w:tcPr/>
           <w:p>
             <w:pPr>
-              <w:pStyle w:val="Compact"/>
+              <w:pStyle w:val="CompactParagraph"/>
             </w:pPr>
             <w:r>
               <w:t xml:space="preserve">§5.4</w:t>
@@ -13946,7 +13978,7 @@
           <w:tcPr/>
           <w:p>
             <w:pPr>
-              <w:pStyle w:val="Compact"/>
+              <w:pStyle w:val="CompactParagraph"/>
             </w:pPr>
             <w:r>
               <w:t xml:space="preserve">B64 — 1:1:1 offering↔title↔playtest</w:t>
@@ -13957,7 +13989,7 @@
           <w:tcPr/>
           <w:p>
             <w:pPr>
-              <w:pStyle w:val="Compact"/>
+              <w:pStyle w:val="CompactParagraph"/>
             </w:pPr>
             <w:r>
               <w:t xml:space="preserve">Locked for v1</w:t>
@@ -13968,7 +14000,7 @@
           <w:tcPr/>
           <w:p>
             <w:pPr>
-              <w:pStyle w:val="Compact"/>
+              <w:pStyle w:val="CompactParagraph"/>
             </w:pPr>
             <w:r>
               <w:t xml:space="preserve">§3.5</w:t>
@@ -13981,7 +14013,7 @@
           <w:tcPr/>
           <w:p>
             <w:pPr>
-              <w:pStyle w:val="Compact"/>
+              <w:pStyle w:val="CompactParagraph"/>
             </w:pPr>
             <w:r>
               <w:t xml:space="preserve">TB65 — TitleId from playtest name + product id</w:t>
@@ -13992,7 +14024,7 @@
           <w:tcPr/>
           <w:p>
             <w:pPr>
-              <w:pStyle w:val="Compact"/>
+              <w:pStyle w:val="CompactParagraph"/>
             </w:pPr>
             <w:r>
               <w:t xml:space="preserve">Adopted</w:t>
@@ -14003,7 +14035,7 @@
           <w:tcPr/>
           <w:p>
             <w:pPr>
-              <w:pStyle w:val="Compact"/>
+              <w:pStyle w:val="CompactParagraph"/>
             </w:pPr>
             <w:r>
               <w:t xml:space="preserve">§5.3</w:t>
@@ -14016,7 +14048,7 @@
           <w:tcPr/>
           <w:p>
             <w:pPr>
-              <w:pStyle w:val="Compact"/>
+              <w:pStyle w:val="CompactParagraph"/>
             </w:pPr>
             <w:r>
               <w:t xml:space="preserve">B73 / B74 — polling backoff specifics</w:t>
@@ -14027,7 +14059,7 @@
           <w:tcPr/>
           <w:p>
             <w:pPr>
-              <w:pStyle w:val="Compact"/>
+              <w:pStyle w:val="CompactParagraph"/>
             </w:pPr>
             <w:r>
               <w:t xml:space="preserve">Exponential, 30 s → 5 min cap, 60 min wall clock</w:t>
@@ -14038,7 +14070,7 @@
           <w:tcPr/>
           <w:p>
             <w:pPr>
-              <w:pStyle w:val="Compact"/>
+              <w:pStyle w:val="CompactParagraph"/>
             </w:pPr>
             <w:r>
               <w:t xml:space="preserve">§3.1</w:t>
@@ -14051,7 +14083,7 @@
           <w:tcPr/>
           <w:p>
             <w:pPr>
-              <w:pStyle w:val="Compact"/>
+              <w:pStyle w:val="CompactParagraph"/>
             </w:pPr>
             <w:r>
               <w:t xml:space="preserve">B72 — recommendation per open Q</w:t>
@@ -14062,7 +14094,7 @@
           <w:tcPr/>
           <w:p>
             <w:pPr>
-              <w:pStyle w:val="Compact"/>
+              <w:pStyle w:val="CompactParagraph"/>
             </w:pPr>
             <w:r>
               <w:t xml:space="preserve">Done</w:t>
@@ -14073,7 +14105,7 @@
           <w:tcPr/>
           <w:p>
             <w:pPr>
-              <w:pStyle w:val="Compact"/>
+              <w:pStyle w:val="CompactParagraph"/>
             </w:pPr>
             <w:r>
               <w:t xml:space="preserve">§9</w:t>
@@ -14101,7 +14133,7 @@
     </w:p>
     <w:p>
       <w:pPr>
-        <w:pStyle w:val="Compact"/>
+        <w:pStyle w:val="CompactParagraph"/>
         <w:numPr>
           <w:ilvl w:val="0"/>
           <w:numId w:val="1025"/>
@@ -14123,7 +14155,7 @@
     </w:p>
     <w:p>
       <w:pPr>
-        <w:pStyle w:val="Compact"/>
+        <w:pStyle w:val="CompactParagraph"/>
         <w:numPr>
           <w:ilvl w:val="0"/>
           <w:numId w:val="1025"/>
@@ -14160,7 +14192,7 @@
     </w:p>
     <w:p>
       <w:pPr>
-        <w:pStyle w:val="Compact"/>
+        <w:pStyle w:val="CompactParagraph"/>
         <w:numPr>
           <w:ilvl w:val="0"/>
           <w:numId w:val="1025"/>
@@ -14197,7 +14229,7 @@
     </w:p>
     <w:p>
       <w:pPr>
-        <w:pStyle w:val="Compact"/>
+        <w:pStyle w:val="CompactParagraph"/>
         <w:numPr>
           <w:ilvl w:val="0"/>
           <w:numId w:val="1025"/>
@@ -14219,7 +14251,7 @@
     </w:p>
     <w:p>
       <w:pPr>
-        <w:pStyle w:val="Compact"/>
+        <w:pStyle w:val="CompactParagraph"/>
         <w:numPr>
           <w:ilvl w:val="0"/>
           <w:numId w:val="1025"/>
@@ -14241,7 +14273,7 @@
     </w:p>
     <w:p>
       <w:pPr>
-        <w:pStyle w:val="Compact"/>
+        <w:pStyle w:val="CompactParagraph"/>
         <w:numPr>
           <w:ilvl w:val="0"/>
           <w:numId w:val="1025"/>
@@ -14263,7 +14295,7 @@
     </w:p>
     <w:p>
       <w:pPr>
-        <w:pStyle w:val="Compact"/>
+        <w:pStyle w:val="CompactParagraph"/>
         <w:numPr>
           <w:ilvl w:val="0"/>
           <w:numId w:val="1025"/>
@@ -14286,6 +14318,8 @@
     <w:bookmarkEnd w:id="63"/>
     <w:bookmarkEnd w:id="64"/>
     <w:sectPr>
+      <w:headerReference r:id="rIdHdr1" w:type="default"/>
+      <w:footerReference r:id="rIdFtr1" w:type="default"/>
       <w:footnotePr>
         <w:numRestart w:val="eachSect"/>
       </w:footnotePr>
@@ -14298,6 +14332,46 @@
 <w:comments xmlns:w="http://schemas.openxmlformats.org/wordprocessingml/2006/main" xmlns:m="http://schemas.openxmlformats.org/officeDocument/2006/math" xmlns:r="http://schemas.openxmlformats.org/officeDocument/2006/relationships" xmlns:o="urn:schemas-microsoft-com:office:office" xmlns:v="urn:schemas-microsoft-com:vml" xmlns:w10="urn:schemas-microsoft-com:office:word" xmlns:a="http://schemas.openxmlformats.org/drawingml/2006/main" xmlns:pic="http://schemas.openxmlformats.org/drawingml/2006/picture" xmlns:wp="http://schemas.openxmlformats.org/drawingml/2006/wordprocessingDrawing"/>
 </file>
 
+<file path=word/footer1.xml><?xml version="1.0" encoding="utf-8"?>
+<w:ftr xmlns:w="http://schemas.openxmlformats.org/wordprocessingml/2006/main">
+  <w:p>
+    <w:pPr>
+      <w:pStyle w:val="Footer"/>
+    </w:pPr>
+    <w:r>
+      <w:t xml:space="preserve">Melanie Chen · Draft v2 · 2026-06-03</w:t>
+    </w:r>
+    <w:r>
+      <w:tab/>
+    </w:r>
+    <w:r>
+      <w:t xml:space="preserve">Page </w:t>
+    </w:r>
+    <w:r>
+      <w:fldChar w:fldCharType="begin"/>
+    </w:r>
+    <w:r>
+      <w:instrText xml:space="preserve"> PAGE </w:instrText>
+    </w:r>
+    <w:r>
+      <w:fldChar w:fldCharType="end"/>
+    </w:r>
+    <w:r>
+      <w:t xml:space="preserve"> of </w:t>
+    </w:r>
+    <w:r>
+      <w:fldChar w:fldCharType="begin"/>
+    </w:r>
+    <w:r>
+      <w:instrText xml:space="preserve"> NUMPAGES </w:instrText>
+    </w:r>
+    <w:r>
+      <w:fldChar w:fldCharType="end"/>
+    </w:r>
+  </w:p>
+</w:ftr>
+</file>
+
 <file path=word/footnotes.xml><?xml version="1.0" encoding="utf-8"?>
 <w:footnotes xmlns:w="http://schemas.openxmlformats.org/wordprocessingml/2006/main" xmlns:m="http://schemas.openxmlformats.org/officeDocument/2006/math" xmlns:r="http://schemas.openxmlformats.org/officeDocument/2006/relationships" xmlns:o="urn:schemas-microsoft-com:office:office" xmlns:v="urn:schemas-microsoft-com:vml" xmlns:w10="urn:schemas-microsoft-com:office:word" xmlns:a="http://schemas.openxmlformats.org/drawingml/2006/main" xmlns:pic="http://schemas.openxmlformats.org/drawingml/2006/picture" xmlns:wp="http://schemas.openxmlformats.org/drawingml/2006/wordprocessingDrawing">
   <w:footnote w:type="continuationSeparator" w:id="0">
@@ -14315,6 +14389,25 @@
     </w:p>
   </w:footnote>
 </w:footnotes>
+</file>
+
+<file path=word/header1.xml><?xml version="1.0" encoding="utf-8"?>
+<w:hdr xmlns:w="http://schemas.openxmlformats.org/wordprocessingml/2006/main">
+  <w:p>
+    <w:pPr>
+      <w:pStyle w:val="Header"/>
+    </w:pPr>
+    <w:r>
+      <w:t>Instantly Shareable Playtest — Implementation Spec</w:t>
+    </w:r>
+    <w:r>
+      <w:tab/>
+    </w:r>
+    <w:r>
+      <w:t>Confidential · Microsoft Gaming</w:t>
+    </w:r>
+  </w:p>
+</w:hdr>
 </file>
 
 <file path=word/numbering.xml><?xml version="1.0" encoding="utf-8"?>
@@ -14768,544 +14861,344 @@
 </file>
 
 <file path=word/styles.xml><?xml version="1.0" encoding="utf-8"?>
-<w:styles xmlns:r="http://schemas.openxmlformats.org/officeDocument/2006/relationships" xmlns:w="http://schemas.openxmlformats.org/wordprocessingml/2006/main">
+<w:styles xmlns:w="http://schemas.openxmlformats.org/wordprocessingml/2006/main">
   <w:docDefaults>
     <w:rPrDefault>
       <w:rPr>
-        <w:rFonts w:asciiTheme="minorHAnsi" w:cstheme="minorBidi" w:eastAsiaTheme="minorEastAsia" w:hAnsiTheme="minorHAnsi"/>
-        <w:sz w:val="24"/>
-        <w:szCs w:val="24"/>
-        <w:lang w:bidi="ar-SA" w:eastAsia="zh-CN" w:val="en-US"/>
+        <w:rFonts w:ascii="Segoe UI" w:cs="Segoe UI" w:hAnsi="Segoe UI"/>
+        <w:sz w:val="22"/>
+        <w:szCs w:val="22"/>
+        <w:lang w:val="en-US"/>
       </w:rPr>
     </w:rPrDefault>
     <w:pPrDefault>
       <w:pPr>
-        <w:spacing w:after="200"/>
+        <w:spacing w:after="120" w:line="288" w:lineRule="auto"/>
       </w:pPr>
     </w:pPrDefault>
   </w:docDefaults>
-  <w:latentStyles w:count="276" w:defLockedState="0" w:defQFormat="0" w:defSemiHidden="0" w:defUIPriority="0" w:defUnhideWhenUsed="0"/>
   <w:style w:default="1" w:styleId="Normal" w:type="paragraph">
     <w:name w:val="Normal"/>
     <w:qFormat/>
   </w:style>
-  <w:style w:styleId="BodyText" w:type="paragraph">
-    <w:name w:val="Body Text"/>
-    <w:basedOn w:val="Normal"/>
-    <w:link w:val="BodyTextChar"/>
-    <w:qFormat/>
-    <w:pPr>
-      <w:spacing w:after="180" w:before="180"/>
-    </w:pPr>
-  </w:style>
-  <w:style w:customStyle="1" w:styleId="FirstParagraph" w:type="paragraph">
-    <w:name w:val="First Paragraph"/>
-    <w:basedOn w:val="BodyText"/>
-    <w:next w:val="BodyText"/>
-    <w:qFormat/>
-  </w:style>
-  <w:style w:customStyle="1" w:styleId="Compact" w:type="paragraph">
-    <w:name w:val="Compact"/>
-    <w:basedOn w:val="BodyText"/>
-    <w:qFormat/>
-    <w:pPr>
-      <w:spacing w:after="36" w:before="36"/>
-    </w:pPr>
-  </w:style>
   <w:style w:styleId="Title" w:type="paragraph">
     <w:name w:val="Title"/>
     <w:basedOn w:val="Normal"/>
-    <w:next w:val="BodyText"/>
-    <w:link w:val="TitleChar"/>
-    <w:uiPriority w:val="10"/>
+    <w:next w:val="Normal"/>
     <w:qFormat/>
-    <w:rsid w:val="00A10FD9"/>
     <w:pPr>
-      <w:spacing w:after="80" w:line="240" w:lineRule="auto"/>
+      <w:spacing w:after="240" w:before="3600"/>
+      <w:jc w:val="center"/>
       <w:contextualSpacing/>
-      <w:jc w:val="center"/>
     </w:pPr>
     <w:rPr>
-      <w:rFonts w:asciiTheme="majorHAnsi" w:cstheme="majorBidi" w:eastAsiaTheme="majorEastAsia" w:hAnsiTheme="majorHAnsi"/>
-      <w:sz w:val="56"/>
-      <w:szCs w:val="56"/>
-    </w:rPr>
-  </w:style>
-  <w:style w:customStyle="1" w:styleId="TitleChar" w:type="character">
-    <w:name w:val="Title Char"/>
-    <w:basedOn w:val="DefaultParagraphFont"/>
-    <w:link w:val="Title"/>
-    <w:uiPriority w:val="10"/>
-    <w:rsid w:val="00A10FD9"/>
-    <w:rPr>
-      <w:rFonts w:asciiTheme="majorHAnsi" w:cstheme="majorBidi" w:eastAsiaTheme="majorEastAsia" w:hAnsiTheme="majorHAnsi"/>
-      <w:sz w:val="56"/>
-      <w:szCs w:val="56"/>
+      <w:rFonts w:ascii="Segoe UI Light" w:hAnsi="Segoe UI Light"/>
+      <w:color w:val="0F6CBD"/>
+      <w:sz w:val="64"/>
+      <w:szCs w:val="64"/>
     </w:rPr>
   </w:style>
   <w:style w:styleId="Subtitle" w:type="paragraph">
     <w:name w:val="Subtitle"/>
-    <w:basedOn w:val="Title"/>
-    <w:next w:val="BodyText"/>
-    <w:link w:val="SubtitleChar"/>
-    <w:uiPriority w:val="11"/>
+    <w:basedOn w:val="Normal"/>
+    <w:next w:val="Normal"/>
     <w:qFormat/>
-    <w:rsid w:val="00A10FD9"/>
     <w:pPr>
-      <w:numPr>
-        <w:ilvl w:val="1"/>
-      </w:numPr>
+      <w:spacing w:after="480" w:before="0"/>
+      <w:jc w:val="center"/>
+      <w:pBdr>
+        <w:bottom w:color="0F6CBD" w:space="8" w:sz="12" w:val="single"/>
+      </w:pBdr>
     </w:pPr>
     <w:rPr>
-      <w:rFonts w:cstheme="majorBidi" w:eastAsiaTheme="majorEastAsia"/>
-      <w:spacing w:val="15"/>
+      <w:rFonts w:ascii="Segoe UI" w:hAnsi="Segoe UI"/>
+      <w:color w:val="595959"/>
       <w:sz w:val="28"/>
       <w:szCs w:val="28"/>
+      <w:i/>
     </w:rPr>
   </w:style>
-  <w:style w:customStyle="1" w:styleId="SubtitleChar" w:type="character">
-    <w:name w:val="Subtitle Char"/>
-    <w:basedOn w:val="DefaultParagraphFont"/>
-    <w:link w:val="Subtitle"/>
-    <w:uiPriority w:val="11"/>
-    <w:rsid w:val="00A10FD9"/>
-    <w:rPr>
-      <w:rFonts w:cstheme="majorBidi" w:eastAsiaTheme="majorEastAsia"/>
-      <w:color w:themeColor="text1" w:themeTint="A6" w:val="595959"/>
-      <w:spacing w:val="15"/>
-      <w:sz w:val="28"/>
-      <w:szCs w:val="28"/>
-    </w:rPr>
-  </w:style>
-  <w:style w:customStyle="1" w:styleId="Author" w:type="paragraph">
+  <w:style w:styleId="Author" w:type="paragraph">
     <w:name w:val="Author"/>
-    <w:basedOn w:val="Title"/>
-    <w:next w:val="BodyText"/>
+    <w:basedOn w:val="Normal"/>
+    <w:next w:val="Normal"/>
     <w:qFormat/>
     <w:pPr>
-      <w:keepNext/>
-      <w:keepLines/>
+      <w:spacing w:after="0" w:before="120"/>
+      <w:jc w:val="center"/>
     </w:pPr>
     <w:rPr>
+      <w:rFonts w:ascii="Segoe UI Semibold" w:hAnsi="Segoe UI Semibold"/>
+      <w:color w:val="404040"/>
       <w:sz w:val="24"/>
       <w:szCs w:val="24"/>
     </w:rPr>
   </w:style>
   <w:style w:styleId="Date" w:type="paragraph">
     <w:name w:val="Date"/>
-    <w:basedOn w:val="Title"/>
-    <w:next w:val="BodyText"/>
+    <w:basedOn w:val="Normal"/>
+    <w:next w:val="Normal"/>
+    <w:qFormat/>
+    <w:pPr>
+      <w:spacing w:after="0" w:before="40"/>
+      <w:jc w:val="center"/>
+    </w:pPr>
+    <w:rPr>
+      <w:rFonts w:ascii="Segoe UI" w:hAnsi="Segoe UI"/>
+      <w:color w:val="808080"/>
+      <w:sz w:val="20"/>
+      <w:szCs w:val="20"/>
+    </w:rPr>
+  </w:style>
+  <w:style w:styleId="BodyText" w:type="paragraph">
+    <w:name w:val="Body Text"/>
+    <w:basedOn w:val="Normal"/>
+    <w:qFormat/>
+    <w:pPr>
+      <w:spacing w:after="120" w:before="0" w:line="288" w:lineRule="auto"/>
+    </w:pPr>
+  </w:style>
+  <w:style w:styleId="FirstParagraph" w:type="paragraph">
+    <w:name w:val="First Paragraph"/>
+    <w:basedOn w:val="BodyText"/>
+    <w:qFormat/>
+  </w:style>
+  <w:style w:styleId="Heading1" w:type="paragraph">
+    <w:name w:val="heading 1"/>
+    <w:basedOn w:val="Normal"/>
+    <w:next w:val="Normal"/>
     <w:qFormat/>
     <w:pPr>
       <w:keepNext/>
       <w:keepLines/>
+      <w:spacing w:after="120" w:before="480"/>
+      <w:outlineLvl w:val="0"/>
+      <w:pBdr>
+        <w:bottom w:color="0F6CBD" w:space="4" w:sz="6" w:val="single"/>
+      </w:pBdr>
     </w:pPr>
     <w:rPr>
-      <w:sz w:val="24"/>
-      <w:szCs w:val="24"/>
-    </w:rPr>
-  </w:style>
-  <w:style w:customStyle="1" w:styleId="AbstractTitle" w:type="paragraph">
-    <w:name w:val="Abstract Title"/>
-    <w:basedOn w:val="Normal"/>
-    <w:next w:val="Abstract"/>
-    <w:qFormat/>
-    <w:pPr>
-      <w:keepNext/>
-      <w:keepLines/>
-      <w:spacing w:after="0" w:before="300"/>
-      <w:jc w:val="center"/>
-    </w:pPr>
-    <w:rPr>
-      <w:b/>
-      <w:sz w:val="20"/>
-      <w:szCs w:val="20"/>
-    </w:rPr>
-  </w:style>
-  <w:style w:customStyle="1" w:styleId="Abstract" w:type="paragraph">
-    <w:name w:val="Abstract"/>
-    <w:basedOn w:val="Normal"/>
-    <w:next w:val="BodyText"/>
-    <w:qFormat/>
-    <w:pPr>
-      <w:keepNext/>
-      <w:keepLines/>
-      <w:spacing w:after="300" w:before="100"/>
-    </w:pPr>
-    <w:rPr>
-      <w:sz w:val="20"/>
-      <w:szCs w:val="20"/>
-    </w:rPr>
-  </w:style>
-  <w:style w:styleId="Bibliography" w:type="paragraph">
-    <w:name w:val="Bibliography"/>
-    <w:basedOn w:val="Normal"/>
-    <w:next w:val="Bibliography"/>
-    <w:qFormat/>
-    <w:pPr/>
-    <w:rPr/>
-  </w:style>
-  <w:style w:styleId="Heading1" w:type="paragraph">
-    <w:name w:val="heading 1"/>
-    <w:basedOn w:val="Normal"/>
-    <w:next w:val="BodyText"/>
-    <w:link w:val="Heading1Char"/>
-    <w:uiPriority w:val="9"/>
-    <w:qFormat/>
-    <w:rsid w:val="00A10FD9"/>
-    <w:pPr>
-      <w:keepNext/>
-      <w:keepLines/>
-      <w:spacing w:after="80" w:before="360"/>
-      <w:outlineLvl w:val="0"/>
-    </w:pPr>
-    <w:rPr>
-      <w:rFonts w:asciiTheme="majorHAnsi" w:cstheme="majorBidi" w:eastAsiaTheme="majorEastAsia" w:hAnsiTheme="majorHAnsi"/>
-      <w:color w:themeColor="accent1" w:themeShade="BF" w:val="0F4761"/>
-      <w:sz w:val="40"/>
-      <w:szCs w:val="40"/>
+      <w:rFonts w:ascii="Segoe UI Semibold" w:hAnsi="Segoe UI Semibold"/>
+      <w:color w:val="0F6CBD"/>
+      <w:sz w:val="36"/>
+      <w:szCs w:val="36"/>
     </w:rPr>
   </w:style>
   <w:style w:styleId="Heading2" w:type="paragraph">
     <w:name w:val="heading 2"/>
     <w:basedOn w:val="Normal"/>
-    <w:next w:val="BodyText"/>
-    <w:link w:val="Heading2Char"/>
-    <w:uiPriority w:val="9"/>
-    <w:semiHidden/>
-    <w:unhideWhenUsed/>
+    <w:next w:val="Normal"/>
     <w:qFormat/>
-    <w:rsid w:val="00A10FD9"/>
     <w:pPr>
       <w:keepNext/>
       <w:keepLines/>
-      <w:spacing w:after="80" w:before="160"/>
+      <w:spacing w:after="80" w:before="320"/>
       <w:outlineLvl w:val="1"/>
     </w:pPr>
     <w:rPr>
-      <w:rFonts w:asciiTheme="majorHAnsi" w:cstheme="majorBidi" w:eastAsiaTheme="majorEastAsia" w:hAnsiTheme="majorHAnsi"/>
-      <w:color w:themeColor="accent1" w:themeShade="BF" w:val="0F4761"/>
-      <w:sz w:val="32"/>
-      <w:szCs w:val="32"/>
+      <w:rFonts w:ascii="Segoe UI Semibold" w:hAnsi="Segoe UI Semibold"/>
+      <w:color w:val="2B579A"/>
+      <w:sz w:val="28"/>
+      <w:szCs w:val="28"/>
     </w:rPr>
   </w:style>
   <w:style w:styleId="Heading3" w:type="paragraph">
     <w:name w:val="heading 3"/>
     <w:basedOn w:val="Normal"/>
-    <w:next w:val="BodyText"/>
-    <w:link w:val="Heading3Char"/>
-    <w:uiPriority w:val="9"/>
-    <w:semiHidden/>
-    <w:unhideWhenUsed/>
+    <w:next w:val="Normal"/>
     <w:qFormat/>
-    <w:rsid w:val="00A10FD9"/>
     <w:pPr>
       <w:keepNext/>
       <w:keepLines/>
-      <w:spacing w:after="80" w:before="160"/>
+      <w:spacing w:after="60" w:before="240"/>
       <w:outlineLvl w:val="2"/>
     </w:pPr>
     <w:rPr>
-      <w:rFonts w:cstheme="majorBidi" w:eastAsiaTheme="majorEastAsia"/>
-      <w:color w:themeColor="accent1" w:themeShade="BF" w:val="0F4761"/>
-      <w:sz w:val="28"/>
-      <w:szCs w:val="28"/>
+      <w:rFonts w:ascii="Segoe UI Semibold" w:hAnsi="Segoe UI Semibold"/>
+      <w:color w:val="2B579A"/>
+      <w:sz w:val="24"/>
+      <w:szCs w:val="24"/>
     </w:rPr>
   </w:style>
   <w:style w:styleId="Heading4" w:type="paragraph">
     <w:name w:val="heading 4"/>
     <w:basedOn w:val="Normal"/>
-    <w:next w:val="BodyText"/>
-    <w:link w:val="Heading4Char"/>
-    <w:uiPriority w:val="9"/>
-    <w:semiHidden/>
-    <w:unhideWhenUsed/>
+    <w:next w:val="Normal"/>
     <w:qFormat/>
-    <w:rsid w:val="00A10FD9"/>
     <w:pPr>
       <w:keepNext/>
       <w:keepLines/>
-      <w:spacing w:after="40" w:before="80"/>
+      <w:spacing w:after="60" w:before="200"/>
       <w:outlineLvl w:val="3"/>
     </w:pPr>
     <w:rPr>
-      <w:rFonts w:cstheme="majorBidi" w:eastAsiaTheme="majorEastAsia"/>
-      <w:i/>
-      <w:iCs/>
-      <w:color w:themeColor="accent1" w:themeShade="BF" w:val="0F4761"/>
+      <w:rFonts w:ascii="Segoe UI Semibold" w:hAnsi="Segoe UI Semibold"/>
+      <w:color w:val="404040"/>
+      <w:sz w:val="22"/>
+      <w:szCs w:val="22"/>
     </w:rPr>
   </w:style>
   <w:style w:styleId="Heading5" w:type="paragraph">
     <w:name w:val="heading 5"/>
     <w:basedOn w:val="Normal"/>
-    <w:next w:val="BodyText"/>
-    <w:link w:val="Heading5Char"/>
-    <w:uiPriority w:val="9"/>
-    <w:semiHidden/>
-    <w:unhideWhenUsed/>
+    <w:next w:val="Normal"/>
     <w:qFormat/>
-    <w:rsid w:val="00A10FD9"/>
     <w:pPr>
       <w:keepNext/>
       <w:keepLines/>
-      <w:spacing w:after="40" w:before="80"/>
+      <w:spacing w:after="40" w:before="160"/>
       <w:outlineLvl w:val="4"/>
     </w:pPr>
     <w:rPr>
-      <w:rFonts w:cstheme="majorBidi" w:eastAsiaTheme="majorEastAsia"/>
-      <w:color w:themeColor="accent1" w:themeShade="BF" w:val="0F4761"/>
+      <w:rFonts w:ascii="Segoe UI Semibold" w:hAnsi="Segoe UI Semibold"/>
+      <w:color w:val="404040"/>
+      <w:sz w:val="20"/>
+      <w:szCs w:val="20"/>
     </w:rPr>
   </w:style>
   <w:style w:styleId="Heading6" w:type="paragraph">
     <w:name w:val="heading 6"/>
     <w:basedOn w:val="Normal"/>
-    <w:next w:val="BodyText"/>
-    <w:link w:val="Heading6Char"/>
-    <w:uiPriority w:val="9"/>
-    <w:semiHidden/>
-    <w:unhideWhenUsed/>
+    <w:next w:val="Normal"/>
     <w:qFormat/>
-    <w:rsid w:val="00A10FD9"/>
     <w:pPr>
       <w:keepNext/>
       <w:keepLines/>
-      <w:spacing w:after="0" w:before="40"/>
+      <w:spacing w:after="40" w:before="120"/>
       <w:outlineLvl w:val="5"/>
     </w:pPr>
     <w:rPr>
-      <w:rFonts w:cstheme="majorBidi" w:eastAsiaTheme="majorEastAsia"/>
+      <w:rFonts w:ascii="Segoe UI Semibold" w:hAnsi="Segoe UI Semibold"/>
       <w:i/>
-      <w:iCs/>
-      <w:color w:themeColor="text1" w:themeTint="A6" w:val="595959"/>
-    </w:rPr>
-  </w:style>
-  <w:style w:styleId="Heading7" w:type="paragraph">
-    <w:name w:val="heading 7"/>
-    <w:basedOn w:val="Normal"/>
-    <w:next w:val="BodyText"/>
-    <w:link w:val="Heading7Char"/>
-    <w:uiPriority w:val="9"/>
-    <w:semiHidden/>
-    <w:unhideWhenUsed/>
-    <w:qFormat/>
-    <w:rsid w:val="00A10FD9"/>
-    <w:pPr>
-      <w:keepNext/>
-      <w:keepLines/>
-      <w:spacing w:after="0" w:before="40"/>
-      <w:outlineLvl w:val="6"/>
-    </w:pPr>
-    <w:rPr>
-      <w:rFonts w:cstheme="majorBidi" w:eastAsiaTheme="majorEastAsia"/>
-      <w:color w:themeColor="text1" w:themeTint="A6" w:val="595959"/>
-    </w:rPr>
-  </w:style>
-  <w:style w:styleId="Heading8" w:type="paragraph">
-    <w:name w:val="heading 8"/>
-    <w:basedOn w:val="Normal"/>
-    <w:next w:val="BodyText"/>
-    <w:link w:val="Heading8Char"/>
-    <w:uiPriority w:val="9"/>
-    <w:semiHidden/>
-    <w:unhideWhenUsed/>
-    <w:qFormat/>
-    <w:rsid w:val="00A10FD9"/>
-    <w:pPr>
-      <w:keepNext/>
-      <w:keepLines/>
-      <w:spacing w:after="0"/>
-      <w:outlineLvl w:val="7"/>
-    </w:pPr>
-    <w:rPr>
-      <w:rFonts w:cstheme="majorBidi" w:eastAsiaTheme="majorEastAsia"/>
-      <w:i/>
-      <w:iCs/>
-      <w:color w:themeColor="text1" w:themeTint="D8" w:val="272727"/>
-    </w:rPr>
-  </w:style>
-  <w:style w:styleId="Heading9" w:type="paragraph">
-    <w:name w:val="heading 9"/>
-    <w:basedOn w:val="Normal"/>
-    <w:next w:val="BodyText"/>
-    <w:link w:val="Heading9Char"/>
-    <w:uiPriority w:val="9"/>
-    <w:semiHidden/>
-    <w:unhideWhenUsed/>
-    <w:qFormat/>
-    <w:rsid w:val="00A10FD9"/>
-    <w:pPr>
-      <w:keepNext/>
-      <w:keepLines/>
-      <w:spacing w:after="0"/>
-      <w:outlineLvl w:val="8"/>
-    </w:pPr>
-    <w:rPr>
-      <w:rFonts w:cstheme="majorBidi" w:eastAsiaTheme="majorEastAsia"/>
-      <w:color w:themeColor="text1" w:themeTint="D8" w:val="272727"/>
-    </w:rPr>
-  </w:style>
-  <w:style w:customStyle="1" w:styleId="Heading1Char" w:type="character">
-    <w:name w:val="Heading 1 Char"/>
-    <w:basedOn w:val="DefaultParagraphFont"/>
-    <w:link w:val="Heading1"/>
-    <w:uiPriority w:val="9"/>
-    <w:rsid w:val="00A10FD9"/>
-    <w:rPr>
-      <w:rFonts w:asciiTheme="majorHAnsi" w:cstheme="majorBidi" w:eastAsiaTheme="majorEastAsia" w:hAnsiTheme="majorHAnsi"/>
-      <w:color w:themeColor="accent1" w:themeShade="BF" w:val="0F4761"/>
-      <w:sz w:val="40"/>
-      <w:szCs w:val="40"/>
-    </w:rPr>
-  </w:style>
-  <w:style w:customStyle="1" w:styleId="Heading2Char" w:type="character">
-    <w:name w:val="Heading 2 Char"/>
-    <w:basedOn w:val="DefaultParagraphFont"/>
-    <w:link w:val="Heading2"/>
-    <w:uiPriority w:val="9"/>
-    <w:semiHidden/>
-    <w:rsid w:val="00A10FD9"/>
-    <w:rPr>
-      <w:rFonts w:asciiTheme="majorHAnsi" w:cstheme="majorBidi" w:eastAsiaTheme="majorEastAsia" w:hAnsiTheme="majorHAnsi"/>
-      <w:color w:themeColor="accent1" w:themeShade="BF" w:val="0F4761"/>
-      <w:sz w:val="32"/>
-      <w:szCs w:val="32"/>
-    </w:rPr>
-  </w:style>
-  <w:style w:customStyle="1" w:styleId="Heading3Char" w:type="character">
-    <w:name w:val="Heading 3 Char"/>
-    <w:basedOn w:val="DefaultParagraphFont"/>
-    <w:link w:val="Heading3"/>
-    <w:uiPriority w:val="9"/>
-    <w:semiHidden/>
-    <w:rsid w:val="00A10FD9"/>
-    <w:rPr>
-      <w:rFonts w:cstheme="majorBidi" w:eastAsiaTheme="majorEastAsia"/>
-      <w:color w:themeColor="accent1" w:themeShade="BF" w:val="0F4761"/>
-      <w:sz w:val="28"/>
-      <w:szCs w:val="28"/>
-    </w:rPr>
-  </w:style>
-  <w:style w:customStyle="1" w:styleId="Heading4Char" w:type="character">
-    <w:name w:val="Heading 4 Char"/>
-    <w:basedOn w:val="DefaultParagraphFont"/>
-    <w:link w:val="Heading4"/>
-    <w:uiPriority w:val="9"/>
-    <w:semiHidden/>
-    <w:rsid w:val="00A10FD9"/>
-    <w:rPr>
-      <w:rFonts w:cstheme="majorBidi" w:eastAsiaTheme="majorEastAsia"/>
-      <w:i/>
-      <w:iCs/>
-      <w:color w:themeColor="accent1" w:themeShade="BF" w:val="0F4761"/>
-    </w:rPr>
-  </w:style>
-  <w:style w:customStyle="1" w:styleId="Heading5Char" w:type="character">
-    <w:name w:val="Heading 5 Char"/>
-    <w:basedOn w:val="DefaultParagraphFont"/>
-    <w:link w:val="Heading5"/>
-    <w:uiPriority w:val="9"/>
-    <w:semiHidden/>
-    <w:rsid w:val="00A10FD9"/>
-    <w:rPr>
-      <w:rFonts w:cstheme="majorBidi" w:eastAsiaTheme="majorEastAsia"/>
-      <w:color w:themeColor="accent1" w:themeShade="BF" w:val="0F4761"/>
-    </w:rPr>
-  </w:style>
-  <w:style w:customStyle="1" w:styleId="Heading6Char" w:type="character">
-    <w:name w:val="Heading 6 Char"/>
-    <w:basedOn w:val="DefaultParagraphFont"/>
-    <w:link w:val="Heading6"/>
-    <w:uiPriority w:val="9"/>
-    <w:semiHidden/>
-    <w:rsid w:val="00A10FD9"/>
-    <w:rPr>
-      <w:rFonts w:cstheme="majorBidi" w:eastAsiaTheme="majorEastAsia"/>
-      <w:i/>
-      <w:iCs/>
-      <w:color w:themeColor="text1" w:themeTint="A6" w:val="595959"/>
-    </w:rPr>
-  </w:style>
-  <w:style w:customStyle="1" w:styleId="Heading7Char" w:type="character">
-    <w:name w:val="Heading 7 Char"/>
-    <w:basedOn w:val="DefaultParagraphFont"/>
-    <w:link w:val="Heading7"/>
-    <w:uiPriority w:val="9"/>
-    <w:semiHidden/>
-    <w:rsid w:val="00A10FD9"/>
-    <w:rPr>
-      <w:rFonts w:cstheme="majorBidi" w:eastAsiaTheme="majorEastAsia"/>
-      <w:color w:themeColor="text1" w:themeTint="A6" w:val="595959"/>
-    </w:rPr>
-  </w:style>
-  <w:style w:customStyle="1" w:styleId="Heading8Char" w:type="character">
-    <w:name w:val="Heading 8 Char"/>
-    <w:basedOn w:val="DefaultParagraphFont"/>
-    <w:link w:val="Heading8"/>
-    <w:uiPriority w:val="9"/>
-    <w:semiHidden/>
-    <w:rsid w:val="00A10FD9"/>
-    <w:rPr>
-      <w:rFonts w:cstheme="majorBidi" w:eastAsiaTheme="majorEastAsia"/>
-      <w:i/>
-      <w:iCs/>
-      <w:color w:themeColor="text1" w:themeTint="D8" w:val="272727"/>
-    </w:rPr>
-  </w:style>
-  <w:style w:customStyle="1" w:styleId="Heading9Char" w:type="character">
-    <w:name w:val="Heading 9 Char"/>
-    <w:basedOn w:val="DefaultParagraphFont"/>
-    <w:link w:val="Heading9"/>
-    <w:uiPriority w:val="9"/>
-    <w:semiHidden/>
-    <w:rsid w:val="00A10FD9"/>
-    <w:rPr>
-      <w:rFonts w:cstheme="majorBidi" w:eastAsiaTheme="majorEastAsia"/>
-      <w:color w:themeColor="text1" w:themeTint="D8" w:val="272727"/>
+      <w:color w:val="595959"/>
+      <w:sz w:val="20"/>
+      <w:szCs w:val="20"/>
     </w:rPr>
   </w:style>
   <w:style w:styleId="BlockText" w:type="paragraph">
     <w:name w:val="Block Text"/>
-    <w:basedOn w:val="BodyText"/>
-    <w:next w:val="BodyText"/>
-    <w:uiPriority w:val="9"/>
-    <w:unhideWhenUsed/>
+    <w:basedOn w:val="Normal"/>
     <w:qFormat/>
     <w:pPr>
-      <w:spacing w:after="100" w:before="100"/>
-      <w:ind w:firstLine="0" w:left="480" w:right="480"/>
+      <w:spacing w:after="160" w:before="160"/>
+      <w:ind w:left="360"/>
+      <w:pBdr>
+        <w:left w:color="0F6CBD" w:space="8" w:sz="24" w:val="single"/>
+      </w:pBdr>
+      <w:shd w:color="auto" w:fill="EAF3FB" w:val="clear"/>
+    </w:pPr>
+    <w:rPr>
+      <w:i/>
+      <w:color w:val="2B579A"/>
+    </w:rPr>
+  </w:style>
+  <w:style w:styleId="SourceCode" w:type="paragraph">
+    <w:name w:val="Source Code"/>
+    <w:basedOn w:val="Normal"/>
+    <w:qFormat/>
+    <w:pPr>
+      <w:spacing w:after="0" w:before="0" w:line="240" w:lineRule="auto"/>
+      <w:shd w:color="auto" w:fill="F5F5F5" w:val="clear"/>
+      <w:ind w:left="120" w:right="120"/>
+    </w:pPr>
+    <w:rPr>
+      <w:rFonts w:ascii="Cascadia Mono" w:cs="Cascadia Mono" w:hAnsi="Cascadia Mono"/>
+      <w:sz w:val="18"/>
+      <w:szCs w:val="18"/>
+    </w:rPr>
+  </w:style>
+  <w:style w:styleId="VerbatimChar" w:type="character">
+    <w:name w:val="Verbatim Char"/>
+    <w:qFormat/>
+    <w:rPr>
+      <w:rFonts w:ascii="Cascadia Mono" w:cs="Cascadia Mono" w:hAnsi="Cascadia Mono"/>
+      <w:sz w:val="18"/>
+      <w:szCs w:val="18"/>
+      <w:shd w:color="auto" w:fill="F5F5F5" w:val="clear"/>
+    </w:rPr>
+  </w:style>
+  <w:style w:styleId="Caption" w:type="paragraph">
+    <w:name w:val="caption"/>
+    <w:basedOn w:val="Normal"/>
+    <w:next w:val="Normal"/>
+    <w:qFormat/>
+    <w:pPr>
+      <w:spacing w:after="160" w:before="40"/>
+    </w:pPr>
+    <w:rPr>
+      <w:i/>
+      <w:color w:val="595959"/>
+      <w:sz w:val="18"/>
+    </w:rPr>
+  </w:style>
+  <w:style w:styleId="TOC1" w:type="paragraph">
+    <w:name w:val="toc 1"/>
+    <w:basedOn w:val="Normal"/>
+    <w:next w:val="Normal"/>
+    <w:pPr>
+      <w:tabs>
+        <w:tab w:leader="dot" w:pos="9000" w:val="right"/>
+      </w:tabs>
+      <w:spacing w:after="80" w:before="80"/>
+    </w:pPr>
+    <w:rPr>
+      <w:b/>
+      <w:color w:val="2B579A"/>
+    </w:rPr>
+  </w:style>
+  <w:style w:styleId="TOC2" w:type="paragraph">
+    <w:name w:val="toc 2"/>
+    <w:basedOn w:val="Normal"/>
+    <w:next w:val="Normal"/>
+    <w:pPr>
+      <w:tabs>
+        <w:tab w:leader="dot" w:pos="9000" w:val="right"/>
+      </w:tabs>
+      <w:spacing w:after="20" w:before="20"/>
+      <w:ind w:left="240"/>
     </w:pPr>
   </w:style>
-  <w:style w:styleId="FootnoteText" w:type="paragraph">
-    <w:name w:val="Footnote Text"/>
-    <w:basedOn w:val="Normal"/>
-    <w:next w:val="FootnoteText"/>
-    <w:uiPriority w:val="9"/>
-    <w:unhideWhenUsed/>
+  <w:style w:styleId="TOCHeading" w:type="paragraph">
+    <w:name w:val="TOC Heading"/>
+    <w:basedOn w:val="Heading1"/>
+    <w:next w:val="Normal"/>
     <w:qFormat/>
   </w:style>
-  <w:style w:styleId="FootnoteBlockText" w:type="paragraph">
-    <w:name w:val="Footnote Block Text"/>
-    <w:basedOn w:val="FootnoteText"/>
-    <w:next w:val="FootnoteText"/>
-    <w:uiPriority w:val="9"/>
-    <w:unhideWhenUsed/>
-    <w:qFormat/>
+  <w:style w:styleId="Header" w:type="paragraph">
+    <w:name w:val="header"/>
+    <w:basedOn w:val="Normal"/>
     <w:pPr>
-      <w:spacing w:after="100" w:before="100"/>
-      <w:ind w:firstLine="0" w:left="480" w:right="480"/>
+      <w:tabs>
+        <w:tab w:pos="4680" w:val="center"/>
+        <w:tab w:pos="9360" w:val="right"/>
+      </w:tabs>
+      <w:spacing w:after="0"/>
     </w:pPr>
+    <w:rPr>
+      <w:color w:val="808080"/>
+      <w:sz w:val="18"/>
+    </w:rPr>
   </w:style>
-  <w:style w:default="1" w:styleId="DefaultParagraphFont" w:type="character">
-    <w:name w:val="Default Paragraph Font"/>
+  <w:style w:styleId="Footer" w:type="paragraph">
+    <w:name w:val="footer"/>
+    <w:basedOn w:val="Normal"/>
+    <w:pPr>
+      <w:tabs>
+        <w:tab w:pos="4680" w:val="center"/>
+        <w:tab w:pos="9360" w:val="right"/>
+      </w:tabs>
+      <w:spacing w:after="0"/>
+    </w:pPr>
+    <w:rPr>
+      <w:color w:val="808080"/>
+      <w:sz w:val="18"/>
+    </w:rPr>
+  </w:style>
+  <w:style w:default="1" w:styleId="TableNormal" w:type="table">
+    <w:name w:val="Normal Table"/>
+    <w:uiPriority w:val="99"/>
     <w:semiHidden/>
     <w:unhideWhenUsed/>
-  </w:style>
-  <w:style w:default="1" w:styleId="Table" w:type="table">
-    <w:name w:val="Table"/>
-    <w:basedOn w:val="TableNormal"/>
-    <w:semiHidden/>
-    <w:unhideWhenUsed/>
-    <w:qFormat/>
     <w:tblPr>
       <w:tblInd w:type="dxa" w:w="0"/>
       <w:tblCellMar>
@@ -15315,120 +15208,58 @@
         <w:right w:type="dxa" w:w="108"/>
       </w:tblCellMar>
     </w:tblPr>
+  </w:style>
+  <w:style w:styleId="Table" w:type="table">
+    <w:name w:val="Table"/>
+    <w:basedOn w:val="TableNormal"/>
+    <w:tblPr>
+      <w:tblBorders>
+        <w:top w:color="BFBFBF" w:space="0" w:sz="4" w:val="single"/>
+        <w:left w:color="BFBFBF" w:space="0" w:sz="4" w:val="single"/>
+        <w:bottom w:color="BFBFBF" w:space="0" w:sz="4" w:val="single"/>
+        <w:right w:color="BFBFBF" w:space="0" w:sz="4" w:val="single"/>
+        <w:insideH w:color="E7E6E6" w:space="0" w:sz="4" w:val="single"/>
+        <w:insideV w:color="E7E6E6" w:space="0" w:sz="4" w:val="single"/>
+      </w:tblBorders>
+      <w:tblCellMar>
+        <w:top w:type="dxa" w:w="100"/>
+        <w:left w:type="dxa" w:w="140"/>
+        <w:bottom w:type="dxa" w:w="100"/>
+        <w:right w:type="dxa" w:w="140"/>
+      </w:tblCellMar>
+    </w:tblPr>
+    <w:rPr>
+      <w:sz w:val="20"/>
+      <w:szCs w:val="20"/>
+    </w:rPr>
     <w:tblStylePr w:type="firstRow">
+      <w:rPr>
+        <w:rFonts w:ascii="Segoe UI Semibold" w:hAnsi="Segoe UI Semibold"/>
+        <w:b/>
+        <w:color w:val="FFFFFF"/>
+        <w:sz w:val="20"/>
+      </w:rPr>
       <w:tcPr>
-        <w:tcBorders>
-          <w:bottom w:val="single"/>
-        </w:tcBorders>
-        <w:vAlign w:val="bottom"/>
+        <w:shd w:color="auto" w:fill="0F6CBD" w:val="clear"/>
+      </w:tcPr>
+    </w:tblStylePr>
+    <w:tblStylePr w:type="band1Horz">
+      <w:tcPr>
+        <w:shd w:color="auto" w:fill="F2F7FC" w:val="clear"/>
+      </w:tcPr>
+    </w:tblStylePr>
+    <w:tblStylePr w:type="band2Horz">
+      <w:tcPr>
+        <w:shd w:color="auto" w:fill="FFFFFF" w:val="clear"/>
       </w:tcPr>
     </w:tblStylePr>
   </w:style>
-  <w:style w:customStyle="1" w:styleId="DefinitionTerm" w:type="paragraph">
-    <w:name w:val="Definition Term"/>
+  <w:style w:styleId="CompactParagraph" w:type="paragraph">
+    <w:name w:val="Compact"/>
     <w:basedOn w:val="Normal"/>
-    <w:next w:val="Definition"/>
-    <w:pPr>
-      <w:keepNext/>
-      <w:keepLines/>
-      <w:spacing w:after="0"/>
-    </w:pPr>
-    <w:rPr>
-      <w:b/>
-    </w:rPr>
-  </w:style>
-  <w:style w:customStyle="1" w:styleId="Definition" w:type="paragraph">
-    <w:name w:val="Definition"/>
-    <w:basedOn w:val="Normal"/>
-  </w:style>
-  <w:style w:styleId="Caption" w:type="paragraph">
-    <w:name w:val="Caption"/>
-    <w:basedOn w:val="Normal"/>
-    <w:link w:val="BodyTextChar"/>
-    <w:pPr>
-      <w:spacing w:after="120" w:before="0"/>
-    </w:pPr>
-    <w:rPr>
-      <w:i/>
-    </w:rPr>
-  </w:style>
-  <w:style w:customStyle="1" w:styleId="TableCaption" w:type="paragraph">
-    <w:name w:val="Table Caption"/>
-    <w:basedOn w:val="Caption"/>
-    <w:pPr>
-      <w:keepNext/>
-    </w:pPr>
-  </w:style>
-  <w:style w:customStyle="1" w:styleId="ImageCaption" w:type="paragraph">
-    <w:name w:val="Image Caption"/>
-    <w:basedOn w:val="Caption"/>
-  </w:style>
-  <w:style w:customStyle="1" w:styleId="Figure" w:type="paragraph">
-    <w:name w:val="Figure"/>
-    <w:basedOn w:val="Normal"/>
-  </w:style>
-  <w:style w:customStyle="1" w:styleId="CaptionedFigure" w:type="paragraph">
-    <w:name w:val="Captioned Figure"/>
-    <w:basedOn w:val="Figure"/>
-    <w:pPr>
-      <w:keepNext/>
-    </w:pPr>
-  </w:style>
-  <w:style w:customStyle="1" w:styleId="BodyTextChar" w:type="character">
-    <w:name w:val="Body Text Char"/>
-    <w:basedOn w:val="DefaultParagraphFont"/>
-    <w:link w:val="BodyText"/>
-  </w:style>
-  <w:style w:customStyle="1" w:styleId="VerbatimChar" w:type="character">
-    <w:name w:val="Verbatim Char"/>
-    <w:basedOn w:val="BodyTextChar"/>
-    <w:rPr>
-      <w:rFonts w:ascii="Consolas" w:hAnsi="Consolas"/>
-      <w:sz w:val="22"/>
-    </w:rPr>
-  </w:style>
-  <w:style w:customStyle="1" w:styleId="SectionNumber" w:type="character">
-    <w:name w:val="Section Number"/>
-    <w:basedOn w:val="BodyTextChar"/>
-  </w:style>
-  <w:style w:styleId="FootnoteReference" w:type="character">
-    <w:name w:val="Footnote Reference"/>
-    <w:basedOn w:val="BodyTextChar"/>
-    <w:rPr>
-      <w:vertAlign w:val="superscript"/>
-    </w:rPr>
-  </w:style>
-  <w:style w:styleId="Hyperlink" w:type="character">
-    <w:name w:val="Hyperlink"/>
-    <w:basedOn w:val="BodyTextChar"/>
-    <w:rPr>
-      <w:color w:themeColor="accent1" w:val="4F81BD"/>
-    </w:rPr>
-  </w:style>
-  <w:style w:styleId="TOCHeading" w:type="paragraph">
-    <w:name w:val="TOC Heading"/>
-    <w:basedOn w:val="Heading1"/>
-    <w:next w:val="BodyText"/>
-    <w:uiPriority w:val="39"/>
-    <w:unhideWhenUsed/>
     <w:qFormat/>
     <w:pPr>
-      <w:spacing w:before="240" w:line="259" w:lineRule="auto"/>
-      <w:outlineLvl w:val="9"/>
-    </w:pPr>
-    <w:rPr>
-      <w:rFonts w:asciiTheme="majorHAnsi" w:cstheme="majorBidi" w:eastAsiaTheme="majorEastAsia" w:hAnsiTheme="majorHAnsi"/>
-      <w:b w:val="0"/>
-      <w:bCs w:val="0"/>
-      <w:color w:themeColor="accent1" w:themeShade="BF" w:val="365F91"/>
-    </w:rPr>
-  </w:style>
-  <w:style w:type="paragraph" w:customStyle="1" w:styleId="SourceCode">
-    <w:name w:val="Source Code"/>
-    <w:basedOn w:val="Normal"/>
-    <w:link w:val="VerbatimChar"/>
-    <w:pPr>
-      <w:wordWrap w:val="off"/>
+      <w:spacing w:after="0" w:before="0"/>
     </w:pPr>
   </w:style>
   <w:style w:type="character" w:customStyle="1" w:styleId="KeywordTok">
